--- a/docs/developpement/phases/word/PHASE_26_CLICK_COLLECT_NEUTRE_EXPORT_COMPTABLE_DANS_LA_BASE_ASSIETTE_DE_LA_COMM.docx
+++ b/docs/developpement/phases/word/PHASE_26_CLICK_COLLECT_NEUTRE_EXPORT_COMPTABLE_DANS_LA_BASE_ASSIETTE_DE_LA_COMM.docx
@@ -20,7 +20,7 @@
       <w:r>
         <w:t xml:space="preserve">FlaiX Expert · dossier de développement · généré le 2026-10-04 depuis le dépôt </w:t>
       </w:r>
-      <w:hyperlink w:history="1" r:id="rIdqbfyvtlld1cjrqmn7phb0">
+      <w:hyperlink w:history="1" r:id="rIdltjhn4rvaficora9bajv8">
         <w:r>
           <w:rPr>
             <w:rStyle w:val="Hyperlink"/>
@@ -532,7 +532,7 @@
           <w:numId w:val="3"/>
         </w:numPr>
       </w:pPr>
-      <w:hyperlink w:history="1" r:id="rIdh1g7s_rvynj2lqjx_oxla">
+      <w:hyperlink w:history="1" r:id="rIdqtilyi2lpvfmol0r--ydi">
         <w:r>
           <w:rPr>
             <w:rStyle w:val="Hyperlink"/>
@@ -552,7 +552,7 @@
           <w:numId w:val="3"/>
         </w:numPr>
       </w:pPr>
-      <w:hyperlink w:history="1" r:id="rIdpbbto1kck63eqq-jq9dko">
+      <w:hyperlink w:history="1" r:id="rIdnu79twot9uhm9iubiflom">
         <w:r>
           <w:rPr>
             <w:rStyle w:val="Hyperlink"/>
@@ -600,7 +600,7 @@
       <w:r>
         <w:t xml:space="preserve"> — créé — </w:t>
       </w:r>
-      <w:hyperlink w:history="1" r:id="rIdcpom5k6gyra1ng3_hloyc">
+      <w:hyperlink w:history="1" r:id="rIdqsaokka7gucnrdjzsr7fj">
         <w:r>
           <w:rPr>
             <w:rStyle w:val="Hyperlink"/>
@@ -637,7 +637,7 @@
       <w:r>
         <w:t xml:space="preserve"> — modifié — </w:t>
       </w:r>
-      <w:hyperlink w:history="1" r:id="rIdys45snfmx-qd3h1boujok">
+      <w:hyperlink w:history="1" r:id="rIdnaxd0do0awtyau76vniav">
         <w:r>
           <w:rPr>
             <w:rStyle w:val="Hyperlink"/>
@@ -666,7 +666,7 @@
       <w:r>
         <w:t xml:space="preserve"> — modifié — </w:t>
       </w:r>
-      <w:hyperlink w:history="1" r:id="rIdij7zxlsprz6-xu5o96bp6">
+      <w:hyperlink w:history="1" r:id="rIdndkb4vj49mzzsxztiqruy">
         <w:r>
           <w:rPr>
             <w:rStyle w:val="Hyperlink"/>
@@ -703,7 +703,7 @@
       <w:r>
         <w:t xml:space="preserve"> — modifié — </w:t>
       </w:r>
-      <w:hyperlink w:history="1" r:id="rIdordpwnoiomugvnrorudpz">
+      <w:hyperlink w:history="1" r:id="rIdwqtn7-eqec6scigqvshd5">
         <w:r>
           <w:rPr>
             <w:rStyle w:val="Hyperlink"/>
@@ -732,7 +732,7 @@
       <w:r>
         <w:t xml:space="preserve"> — modifié — </w:t>
       </w:r>
-      <w:hyperlink w:history="1" r:id="rIdqz5arkcpyghshsb4rbmnu">
+      <w:hyperlink w:history="1" r:id="rIdqqsoldgj1vfqecmgelkb5">
         <w:r>
           <w:rPr>
             <w:rStyle w:val="Hyperlink"/>
@@ -761,7 +761,7 @@
       <w:r>
         <w:t xml:space="preserve"> — modifié — </w:t>
       </w:r>
-      <w:hyperlink w:history="1" r:id="rIdsqrw9tykxwhdikdolcb1e">
+      <w:hyperlink w:history="1" r:id="rIdold0pkbp2mp1yqz-_se9b">
         <w:r>
           <w:rPr>
             <w:rStyle w:val="Hyperlink"/>
@@ -798,7 +798,7 @@
       <w:r>
         <w:t xml:space="preserve"> — modifié — </w:t>
       </w:r>
-      <w:hyperlink w:history="1" r:id="rIdamyjigankunbfgim80tzq">
+      <w:hyperlink w:history="1" r:id="rIdc2xs2fna_8vxgpahi3s3u">
         <w:r>
           <w:rPr>
             <w:rStyle w:val="Hyperlink"/>
@@ -835,7 +835,7 @@
       <w:r>
         <w:t xml:space="preserve"> — modifié — </w:t>
       </w:r>
-      <w:hyperlink w:history="1" r:id="rId-ovk5-0zgbnxnjbqvs9dn">
+      <w:hyperlink w:history="1" r:id="rIdnyjajwr39ehlid92pdetr">
         <w:r>
           <w:rPr>
             <w:rStyle w:val="Hyperlink"/>
@@ -864,7 +864,7 @@
       <w:r>
         <w:t xml:space="preserve"> — modifié — </w:t>
       </w:r>
-      <w:hyperlink w:history="1" r:id="rIdrb1n21_-nahvoihogzlua">
+      <w:hyperlink w:history="1" r:id="rIdnlfxein0pc2qhofnrjx_v">
         <w:r>
           <w:rPr>
             <w:rStyle w:val="Hyperlink"/>
@@ -893,7 +893,7 @@
       <w:r>
         <w:t xml:space="preserve"> — modifié — </w:t>
       </w:r>
-      <w:hyperlink w:history="1" r:id="rIdi_qegxd3xaykuwh6yyufu">
+      <w:hyperlink w:history="1" r:id="rIdz1lw7hrmmphaf3xqzw992">
         <w:r>
           <w:rPr>
             <w:rStyle w:val="Hyperlink"/>
@@ -930,7 +930,7 @@
       <w:r>
         <w:t xml:space="preserve"> — modifié — </w:t>
       </w:r>
-      <w:hyperlink w:history="1" r:id="rIdzhwuh4f69a4wuxi3mzil2">
+      <w:hyperlink w:history="1" r:id="rIdtk_ddukka5xdbbhsmf-w9">
         <w:r>
           <w:rPr>
             <w:rStyle w:val="Hyperlink"/>
@@ -959,7 +959,7 @@
       <w:r>
         <w:t xml:space="preserve"> — modifié — </w:t>
       </w:r>
-      <w:hyperlink w:history="1" r:id="rIdp6digew8z3gw_oxkn1odz">
+      <w:hyperlink w:history="1" r:id="rIdne0b3pjj7lpn5grjjjqnn">
         <w:r>
           <w:rPr>
             <w:rStyle w:val="Hyperlink"/>

--- a/docs/developpement/phases/word/PHASE_26_CLICK_COLLECT_NEUTRE_EXPORT_COMPTABLE_DANS_LA_BASE_ASSIETTE_DE_LA_COMM.docx
+++ b/docs/developpement/phases/word/PHASE_26_CLICK_COLLECT_NEUTRE_EXPORT_COMPTABLE_DANS_LA_BASE_ASSIETTE_DE_LA_COMM.docx
@@ -20,7 +20,7 @@
       <w:r>
         <w:t xml:space="preserve">FlaiX Expert · dossier de développement · généré le 2026-10-04 depuis le dépôt </w:t>
       </w:r>
-      <w:hyperlink w:history="1" r:id="rIdltjhn4rvaficora9bajv8">
+      <w:hyperlink w:history="1" r:id="rIdinp3biyjzd_kuqdbuts53">
         <w:r>
           <w:rPr>
             <w:rStyle w:val="Hyperlink"/>
@@ -532,7 +532,7 @@
           <w:numId w:val="3"/>
         </w:numPr>
       </w:pPr>
-      <w:hyperlink w:history="1" r:id="rIdqtilyi2lpvfmol0r--ydi">
+      <w:hyperlink w:history="1" r:id="rIdchro0aizoh05stfnwz9no">
         <w:r>
           <w:rPr>
             <w:rStyle w:val="Hyperlink"/>
@@ -552,7 +552,7 @@
           <w:numId w:val="3"/>
         </w:numPr>
       </w:pPr>
-      <w:hyperlink w:history="1" r:id="rIdnu79twot9uhm9iubiflom">
+      <w:hyperlink w:history="1" r:id="rIdy4gh3fja1e8wzq2fe459o">
         <w:r>
           <w:rPr>
             <w:rStyle w:val="Hyperlink"/>
@@ -600,7 +600,7 @@
       <w:r>
         <w:t xml:space="preserve"> — créé — </w:t>
       </w:r>
-      <w:hyperlink w:history="1" r:id="rIdqsaokka7gucnrdjzsr7fj">
+      <w:hyperlink w:history="1" r:id="rIddkkwnd1-imba6jdi1mev2">
         <w:r>
           <w:rPr>
             <w:rStyle w:val="Hyperlink"/>
@@ -637,7 +637,7 @@
       <w:r>
         <w:t xml:space="preserve"> — modifié — </w:t>
       </w:r>
-      <w:hyperlink w:history="1" r:id="rIdnaxd0do0awtyau76vniav">
+      <w:hyperlink w:history="1" r:id="rIdnb7ccxxupdg8xq_dl6lwf">
         <w:r>
           <w:rPr>
             <w:rStyle w:val="Hyperlink"/>
@@ -666,7 +666,7 @@
       <w:r>
         <w:t xml:space="preserve"> — modifié — </w:t>
       </w:r>
-      <w:hyperlink w:history="1" r:id="rIdndkb4vj49mzzsxztiqruy">
+      <w:hyperlink w:history="1" r:id="rId9n0lmtwokxhnysj9onpc3">
         <w:r>
           <w:rPr>
             <w:rStyle w:val="Hyperlink"/>
@@ -703,7 +703,7 @@
       <w:r>
         <w:t xml:space="preserve"> — modifié — </w:t>
       </w:r>
-      <w:hyperlink w:history="1" r:id="rIdwqtn7-eqec6scigqvshd5">
+      <w:hyperlink w:history="1" r:id="rId2dkzcpiixc7bkj5kxhqrd">
         <w:r>
           <w:rPr>
             <w:rStyle w:val="Hyperlink"/>
@@ -732,7 +732,7 @@
       <w:r>
         <w:t xml:space="preserve"> — modifié — </w:t>
       </w:r>
-      <w:hyperlink w:history="1" r:id="rIdqqsoldgj1vfqecmgelkb5">
+      <w:hyperlink w:history="1" r:id="rIdwmhfjwp7xm8sse3ovg7r6">
         <w:r>
           <w:rPr>
             <w:rStyle w:val="Hyperlink"/>
@@ -761,7 +761,7 @@
       <w:r>
         <w:t xml:space="preserve"> — modifié — </w:t>
       </w:r>
-      <w:hyperlink w:history="1" r:id="rIdold0pkbp2mp1yqz-_se9b">
+      <w:hyperlink w:history="1" r:id="rIdntu7gvoooipdttwjaixhr">
         <w:r>
           <w:rPr>
             <w:rStyle w:val="Hyperlink"/>
@@ -798,7 +798,7 @@
       <w:r>
         <w:t xml:space="preserve"> — modifié — </w:t>
       </w:r>
-      <w:hyperlink w:history="1" r:id="rIdc2xs2fna_8vxgpahi3s3u">
+      <w:hyperlink w:history="1" r:id="rIdgdqtj4sdg-5_czhxar-gp">
         <w:r>
           <w:rPr>
             <w:rStyle w:val="Hyperlink"/>
@@ -835,7 +835,7 @@
       <w:r>
         <w:t xml:space="preserve"> — modifié — </w:t>
       </w:r>
-      <w:hyperlink w:history="1" r:id="rIdnyjajwr39ehlid92pdetr">
+      <w:hyperlink w:history="1" r:id="rIdutdjolgm7_ve8cdxhg6gq">
         <w:r>
           <w:rPr>
             <w:rStyle w:val="Hyperlink"/>
@@ -864,7 +864,7 @@
       <w:r>
         <w:t xml:space="preserve"> — modifié — </w:t>
       </w:r>
-      <w:hyperlink w:history="1" r:id="rIdnlfxein0pc2qhofnrjx_v">
+      <w:hyperlink w:history="1" r:id="rIdpwznoolgoc079getllbat">
         <w:r>
           <w:rPr>
             <w:rStyle w:val="Hyperlink"/>
@@ -893,7 +893,7 @@
       <w:r>
         <w:t xml:space="preserve"> — modifié — </w:t>
       </w:r>
-      <w:hyperlink w:history="1" r:id="rIdz1lw7hrmmphaf3xqzw992">
+      <w:hyperlink w:history="1" r:id="rIdopvfht4ax0wi0_1q_mhb_">
         <w:r>
           <w:rPr>
             <w:rStyle w:val="Hyperlink"/>
@@ -930,7 +930,7 @@
       <w:r>
         <w:t xml:space="preserve"> — modifié — </w:t>
       </w:r>
-      <w:hyperlink w:history="1" r:id="rIdtk_ddukka5xdbbhsmf-w9">
+      <w:hyperlink w:history="1" r:id="rIda4vrrzaqm4bc68sul4ja1">
         <w:r>
           <w:rPr>
             <w:rStyle w:val="Hyperlink"/>
@@ -959,7 +959,7 @@
       <w:r>
         <w:t xml:space="preserve"> — modifié — </w:t>
       </w:r>
-      <w:hyperlink w:history="1" r:id="rIdne0b3pjj7lpn5grjjjqnn">
+      <w:hyperlink w:history="1" r:id="rIdizlya3cgvkls3hgkckqye">
         <w:r>
           <w:rPr>
             <w:rStyle w:val="Hyperlink"/>

--- a/docs/developpement/phases/word/PHASE_26_CLICK_COLLECT_NEUTRE_EXPORT_COMPTABLE_DANS_LA_BASE_ASSIETTE_DE_LA_COMM.docx
+++ b/docs/developpement/phases/word/PHASE_26_CLICK_COLLECT_NEUTRE_EXPORT_COMPTABLE_DANS_LA_BASE_ASSIETTE_DE_LA_COMM.docx
@@ -20,7 +20,7 @@
       <w:r>
         <w:t xml:space="preserve">FlaiX Expert · dossier de développement · généré le 2026-10-04 depuis le dépôt </w:t>
       </w:r>
-      <w:hyperlink w:history="1" r:id="rIdinp3biyjzd_kuqdbuts53">
+      <w:hyperlink w:history="1" r:id="rIdt-imyvwblhz9prgftkyhr">
         <w:r>
           <w:rPr>
             <w:rStyle w:val="Hyperlink"/>
@@ -532,7 +532,7 @@
           <w:numId w:val="3"/>
         </w:numPr>
       </w:pPr>
-      <w:hyperlink w:history="1" r:id="rIdchro0aizoh05stfnwz9no">
+      <w:hyperlink w:history="1" r:id="rId2lh8npihrbhanfvqc0kdv">
         <w:r>
           <w:rPr>
             <w:rStyle w:val="Hyperlink"/>
@@ -552,7 +552,7 @@
           <w:numId w:val="3"/>
         </w:numPr>
       </w:pPr>
-      <w:hyperlink w:history="1" r:id="rIdy4gh3fja1e8wzq2fe459o">
+      <w:hyperlink w:history="1" r:id="rIduqc3uyy8umcmd1umb6svv">
         <w:r>
           <w:rPr>
             <w:rStyle w:val="Hyperlink"/>
@@ -600,7 +600,7 @@
       <w:r>
         <w:t xml:space="preserve"> — créé — </w:t>
       </w:r>
-      <w:hyperlink w:history="1" r:id="rIddkkwnd1-imba6jdi1mev2">
+      <w:hyperlink w:history="1" r:id="rIdusxj0x2q374pjz6wr_utw">
         <w:r>
           <w:rPr>
             <w:rStyle w:val="Hyperlink"/>
@@ -637,7 +637,7 @@
       <w:r>
         <w:t xml:space="preserve"> — modifié — </w:t>
       </w:r>
-      <w:hyperlink w:history="1" r:id="rIdnb7ccxxupdg8xq_dl6lwf">
+      <w:hyperlink w:history="1" r:id="rIdzo_rlowoytad66h38qfhe">
         <w:r>
           <w:rPr>
             <w:rStyle w:val="Hyperlink"/>
@@ -666,7 +666,7 @@
       <w:r>
         <w:t xml:space="preserve"> — modifié — </w:t>
       </w:r>
-      <w:hyperlink w:history="1" r:id="rId9n0lmtwokxhnysj9onpc3">
+      <w:hyperlink w:history="1" r:id="rIdzcq1vuwytulzkcrn44dd_">
         <w:r>
           <w:rPr>
             <w:rStyle w:val="Hyperlink"/>
@@ -703,7 +703,7 @@
       <w:r>
         <w:t xml:space="preserve"> — modifié — </w:t>
       </w:r>
-      <w:hyperlink w:history="1" r:id="rId2dkzcpiixc7bkj5kxhqrd">
+      <w:hyperlink w:history="1" r:id="rIdipfj1vhtrhy2qneshjgur">
         <w:r>
           <w:rPr>
             <w:rStyle w:val="Hyperlink"/>
@@ -732,7 +732,7 @@
       <w:r>
         <w:t xml:space="preserve"> — modifié — </w:t>
       </w:r>
-      <w:hyperlink w:history="1" r:id="rIdwmhfjwp7xm8sse3ovg7r6">
+      <w:hyperlink w:history="1" r:id="rIdrj6ooy2o7lwhcbql2ru9v">
         <w:r>
           <w:rPr>
             <w:rStyle w:val="Hyperlink"/>
@@ -761,7 +761,7 @@
       <w:r>
         <w:t xml:space="preserve"> — modifié — </w:t>
       </w:r>
-      <w:hyperlink w:history="1" r:id="rIdntu7gvoooipdttwjaixhr">
+      <w:hyperlink w:history="1" r:id="rIdkrbm_x_avf36f2kmbeex3">
         <w:r>
           <w:rPr>
             <w:rStyle w:val="Hyperlink"/>
@@ -798,7 +798,7 @@
       <w:r>
         <w:t xml:space="preserve"> — modifié — </w:t>
       </w:r>
-      <w:hyperlink w:history="1" r:id="rIdgdqtj4sdg-5_czhxar-gp">
+      <w:hyperlink w:history="1" r:id="rIdiazqjty3c1qx293i1z9bm">
         <w:r>
           <w:rPr>
             <w:rStyle w:val="Hyperlink"/>
@@ -835,7 +835,7 @@
       <w:r>
         <w:t xml:space="preserve"> — modifié — </w:t>
       </w:r>
-      <w:hyperlink w:history="1" r:id="rIdutdjolgm7_ve8cdxhg6gq">
+      <w:hyperlink w:history="1" r:id="rIdpnyva7p6c4lylii9z63o0">
         <w:r>
           <w:rPr>
             <w:rStyle w:val="Hyperlink"/>
@@ -864,7 +864,7 @@
       <w:r>
         <w:t xml:space="preserve"> — modifié — </w:t>
       </w:r>
-      <w:hyperlink w:history="1" r:id="rIdpwznoolgoc079getllbat">
+      <w:hyperlink w:history="1" r:id="rIdcfdq3xyt7oc24fifsool6">
         <w:r>
           <w:rPr>
             <w:rStyle w:val="Hyperlink"/>
@@ -893,7 +893,7 @@
       <w:r>
         <w:t xml:space="preserve"> — modifié — </w:t>
       </w:r>
-      <w:hyperlink w:history="1" r:id="rIdopvfht4ax0wi0_1q_mhb_">
+      <w:hyperlink w:history="1" r:id="rIdm5dked59kiweamb7nraig">
         <w:r>
           <w:rPr>
             <w:rStyle w:val="Hyperlink"/>
@@ -930,7 +930,7 @@
       <w:r>
         <w:t xml:space="preserve"> — modifié — </w:t>
       </w:r>
-      <w:hyperlink w:history="1" r:id="rIda4vrrzaqm4bc68sul4ja1">
+      <w:hyperlink w:history="1" r:id="rIdlni_hc6v6aubm5ww1s-do">
         <w:r>
           <w:rPr>
             <w:rStyle w:val="Hyperlink"/>
@@ -959,7 +959,7 @@
       <w:r>
         <w:t xml:space="preserve"> — modifié — </w:t>
       </w:r>
-      <w:hyperlink w:history="1" r:id="rIdizlya3cgvkls3hgkckqye">
+      <w:hyperlink w:history="1" r:id="rId9b9qnqb4sbohpza5pgjm0">
         <w:r>
           <w:rPr>
             <w:rStyle w:val="Hyperlink"/>

--- a/docs/developpement/phases/word/PHASE_26_CLICK_COLLECT_NEUTRE_EXPORT_COMPTABLE_DANS_LA_BASE_ASSIETTE_DE_LA_COMM.docx
+++ b/docs/developpement/phases/word/PHASE_26_CLICK_COLLECT_NEUTRE_EXPORT_COMPTABLE_DANS_LA_BASE_ASSIETTE_DE_LA_COMM.docx
@@ -20,7 +20,7 @@
       <w:r>
         <w:t xml:space="preserve">FlaiX Expert · dossier de développement · généré le 2026-10-04 depuis le dépôt </w:t>
       </w:r>
-      <w:hyperlink w:history="1" r:id="rIdt-imyvwblhz9prgftkyhr">
+      <w:hyperlink w:history="1" r:id="rIdzafgshnn1i68apialihrd">
         <w:r>
           <w:rPr>
             <w:rStyle w:val="Hyperlink"/>
@@ -532,7 +532,7 @@
           <w:numId w:val="3"/>
         </w:numPr>
       </w:pPr>
-      <w:hyperlink w:history="1" r:id="rId2lh8npihrbhanfvqc0kdv">
+      <w:hyperlink w:history="1" r:id="rIdvalj2qmvjp1jfyj_keglb">
         <w:r>
           <w:rPr>
             <w:rStyle w:val="Hyperlink"/>
@@ -552,7 +552,7 @@
           <w:numId w:val="3"/>
         </w:numPr>
       </w:pPr>
-      <w:hyperlink w:history="1" r:id="rIduqc3uyy8umcmd1umb6svv">
+      <w:hyperlink w:history="1" r:id="rIdsx9uq1c7uactkzbouo7rm">
         <w:r>
           <w:rPr>
             <w:rStyle w:val="Hyperlink"/>
@@ -600,7 +600,7 @@
       <w:r>
         <w:t xml:space="preserve"> — créé — </w:t>
       </w:r>
-      <w:hyperlink w:history="1" r:id="rIdusxj0x2q374pjz6wr_utw">
+      <w:hyperlink w:history="1" r:id="rIdivwje3umlf4bskzdowxy5">
         <w:r>
           <w:rPr>
             <w:rStyle w:val="Hyperlink"/>
@@ -637,7 +637,7 @@
       <w:r>
         <w:t xml:space="preserve"> — modifié — </w:t>
       </w:r>
-      <w:hyperlink w:history="1" r:id="rIdzo_rlowoytad66h38qfhe">
+      <w:hyperlink w:history="1" r:id="rId82fm5luxbak1ki_wlcsd4">
         <w:r>
           <w:rPr>
             <w:rStyle w:val="Hyperlink"/>
@@ -666,7 +666,7 @@
       <w:r>
         <w:t xml:space="preserve"> — modifié — </w:t>
       </w:r>
-      <w:hyperlink w:history="1" r:id="rIdzcq1vuwytulzkcrn44dd_">
+      <w:hyperlink w:history="1" r:id="rId4keuyuuavqfjobmu9eiad">
         <w:r>
           <w:rPr>
             <w:rStyle w:val="Hyperlink"/>
@@ -703,7 +703,7 @@
       <w:r>
         <w:t xml:space="preserve"> — modifié — </w:t>
       </w:r>
-      <w:hyperlink w:history="1" r:id="rIdipfj1vhtrhy2qneshjgur">
+      <w:hyperlink w:history="1" r:id="rIdrhbkuhkcj6hjinfsz2sfm">
         <w:r>
           <w:rPr>
             <w:rStyle w:val="Hyperlink"/>
@@ -732,7 +732,7 @@
       <w:r>
         <w:t xml:space="preserve"> — modifié — </w:t>
       </w:r>
-      <w:hyperlink w:history="1" r:id="rIdrj6ooy2o7lwhcbql2ru9v">
+      <w:hyperlink w:history="1" r:id="rIdibvyhvecfwi9icoakktz3">
         <w:r>
           <w:rPr>
             <w:rStyle w:val="Hyperlink"/>
@@ -761,7 +761,7 @@
       <w:r>
         <w:t xml:space="preserve"> — modifié — </w:t>
       </w:r>
-      <w:hyperlink w:history="1" r:id="rIdkrbm_x_avf36f2kmbeex3">
+      <w:hyperlink w:history="1" r:id="rId9ihdsdb8uy0zkiqqzdc2l">
         <w:r>
           <w:rPr>
             <w:rStyle w:val="Hyperlink"/>
@@ -798,7 +798,7 @@
       <w:r>
         <w:t xml:space="preserve"> — modifié — </w:t>
       </w:r>
-      <w:hyperlink w:history="1" r:id="rIdiazqjty3c1qx293i1z9bm">
+      <w:hyperlink w:history="1" r:id="rIdulodkhblwycxxyd3ndfnr">
         <w:r>
           <w:rPr>
             <w:rStyle w:val="Hyperlink"/>
@@ -835,7 +835,7 @@
       <w:r>
         <w:t xml:space="preserve"> — modifié — </w:t>
       </w:r>
-      <w:hyperlink w:history="1" r:id="rIdpnyva7p6c4lylii9z63o0">
+      <w:hyperlink w:history="1" r:id="rIdv4btzkbqtkyhznxvjxcs0">
         <w:r>
           <w:rPr>
             <w:rStyle w:val="Hyperlink"/>
@@ -864,7 +864,7 @@
       <w:r>
         <w:t xml:space="preserve"> — modifié — </w:t>
       </w:r>
-      <w:hyperlink w:history="1" r:id="rIdcfdq3xyt7oc24fifsool6">
+      <w:hyperlink w:history="1" r:id="rId7luzuznxw6xjrfjs2rgvt">
         <w:r>
           <w:rPr>
             <w:rStyle w:val="Hyperlink"/>
@@ -893,7 +893,7 @@
       <w:r>
         <w:t xml:space="preserve"> — modifié — </w:t>
       </w:r>
-      <w:hyperlink w:history="1" r:id="rIdm5dked59kiweamb7nraig">
+      <w:hyperlink w:history="1" r:id="rId97jau8jxdnxuwe9k9lsyg">
         <w:r>
           <w:rPr>
             <w:rStyle w:val="Hyperlink"/>
@@ -930,7 +930,7 @@
       <w:r>
         <w:t xml:space="preserve"> — modifié — </w:t>
       </w:r>
-      <w:hyperlink w:history="1" r:id="rIdlni_hc6v6aubm5ww1s-do">
+      <w:hyperlink w:history="1" r:id="rId9doymagv2sdkn9cllyfou">
         <w:r>
           <w:rPr>
             <w:rStyle w:val="Hyperlink"/>
@@ -959,7 +959,7 @@
       <w:r>
         <w:t xml:space="preserve"> — modifié — </w:t>
       </w:r>
-      <w:hyperlink w:history="1" r:id="rId9b9qnqb4sbohpza5pgjm0">
+      <w:hyperlink w:history="1" r:id="rIdxj77vr7ouspm8o9kuog1k">
         <w:r>
           <w:rPr>
             <w:rStyle w:val="Hyperlink"/>

--- a/docs/developpement/phases/word/PHASE_26_CLICK_COLLECT_NEUTRE_EXPORT_COMPTABLE_DANS_LA_BASE_ASSIETTE_DE_LA_COMM.docx
+++ b/docs/developpement/phases/word/PHASE_26_CLICK_COLLECT_NEUTRE_EXPORT_COMPTABLE_DANS_LA_BASE_ASSIETTE_DE_LA_COMM.docx
@@ -20,7 +20,7 @@
       <w:r>
         <w:t xml:space="preserve">FlaiX Expert · dossier de développement · généré le 2026-10-04 depuis le dépôt </w:t>
       </w:r>
-      <w:hyperlink w:history="1" r:id="rIdzafgshnn1i68apialihrd">
+      <w:hyperlink w:history="1" r:id="rIdtutclarfn7mcrn5923g0_">
         <w:r>
           <w:rPr>
             <w:rStyle w:val="Hyperlink"/>
@@ -532,7 +532,7 @@
           <w:numId w:val="3"/>
         </w:numPr>
       </w:pPr>
-      <w:hyperlink w:history="1" r:id="rIdvalj2qmvjp1jfyj_keglb">
+      <w:hyperlink w:history="1" r:id="rId16xekfvjxewxdswheqhsl">
         <w:r>
           <w:rPr>
             <w:rStyle w:val="Hyperlink"/>
@@ -552,7 +552,7 @@
           <w:numId w:val="3"/>
         </w:numPr>
       </w:pPr>
-      <w:hyperlink w:history="1" r:id="rIdsx9uq1c7uactkzbouo7rm">
+      <w:hyperlink w:history="1" r:id="rIdspcairbn9pdyo3f_ijclm">
         <w:r>
           <w:rPr>
             <w:rStyle w:val="Hyperlink"/>
@@ -600,7 +600,7 @@
       <w:r>
         <w:t xml:space="preserve"> — créé — </w:t>
       </w:r>
-      <w:hyperlink w:history="1" r:id="rIdivwje3umlf4bskzdowxy5">
+      <w:hyperlink w:history="1" r:id="rIdfzb7m2jjzqqpks2rctci1">
         <w:r>
           <w:rPr>
             <w:rStyle w:val="Hyperlink"/>
@@ -637,7 +637,7 @@
       <w:r>
         <w:t xml:space="preserve"> — modifié — </w:t>
       </w:r>
-      <w:hyperlink w:history="1" r:id="rId82fm5luxbak1ki_wlcsd4">
+      <w:hyperlink w:history="1" r:id="rIdzm6drwvn34xyarhebcx2h">
         <w:r>
           <w:rPr>
             <w:rStyle w:val="Hyperlink"/>
@@ -666,7 +666,7 @@
       <w:r>
         <w:t xml:space="preserve"> — modifié — </w:t>
       </w:r>
-      <w:hyperlink w:history="1" r:id="rId4keuyuuavqfjobmu9eiad">
+      <w:hyperlink w:history="1" r:id="rIdw8bhrkig5zare_vzq8ius">
         <w:r>
           <w:rPr>
             <w:rStyle w:val="Hyperlink"/>
@@ -703,7 +703,7 @@
       <w:r>
         <w:t xml:space="preserve"> — modifié — </w:t>
       </w:r>
-      <w:hyperlink w:history="1" r:id="rIdrhbkuhkcj6hjinfsz2sfm">
+      <w:hyperlink w:history="1" r:id="rIdfujoujhmuzsurh-pf5_oh">
         <w:r>
           <w:rPr>
             <w:rStyle w:val="Hyperlink"/>
@@ -732,7 +732,7 @@
       <w:r>
         <w:t xml:space="preserve"> — modifié — </w:t>
       </w:r>
-      <w:hyperlink w:history="1" r:id="rIdibvyhvecfwi9icoakktz3">
+      <w:hyperlink w:history="1" r:id="rIdq_wo_aocpyfz80khltt6r">
         <w:r>
           <w:rPr>
             <w:rStyle w:val="Hyperlink"/>
@@ -761,7 +761,7 @@
       <w:r>
         <w:t xml:space="preserve"> — modifié — </w:t>
       </w:r>
-      <w:hyperlink w:history="1" r:id="rId9ihdsdb8uy0zkiqqzdc2l">
+      <w:hyperlink w:history="1" r:id="rIdg7miipgin7nl0ggsyp-ml">
         <w:r>
           <w:rPr>
             <w:rStyle w:val="Hyperlink"/>
@@ -798,7 +798,7 @@
       <w:r>
         <w:t xml:space="preserve"> — modifié — </w:t>
       </w:r>
-      <w:hyperlink w:history="1" r:id="rIdulodkhblwycxxyd3ndfnr">
+      <w:hyperlink w:history="1" r:id="rIdldxjhgwslnpwpuz0pygep">
         <w:r>
           <w:rPr>
             <w:rStyle w:val="Hyperlink"/>
@@ -835,7 +835,7 @@
       <w:r>
         <w:t xml:space="preserve"> — modifié — </w:t>
       </w:r>
-      <w:hyperlink w:history="1" r:id="rIdv4btzkbqtkyhznxvjxcs0">
+      <w:hyperlink w:history="1" r:id="rIdzphgznt3iph3kokopuzud">
         <w:r>
           <w:rPr>
             <w:rStyle w:val="Hyperlink"/>
@@ -864,7 +864,7 @@
       <w:r>
         <w:t xml:space="preserve"> — modifié — </w:t>
       </w:r>
-      <w:hyperlink w:history="1" r:id="rId7luzuznxw6xjrfjs2rgvt">
+      <w:hyperlink w:history="1" r:id="rIdvlerfmkdsmjizzobll0h-">
         <w:r>
           <w:rPr>
             <w:rStyle w:val="Hyperlink"/>
@@ -893,7 +893,7 @@
       <w:r>
         <w:t xml:space="preserve"> — modifié — </w:t>
       </w:r>
-      <w:hyperlink w:history="1" r:id="rId97jau8jxdnxuwe9k9lsyg">
+      <w:hyperlink w:history="1" r:id="rIdr6ca_nwwpfnlbeo4udvws">
         <w:r>
           <w:rPr>
             <w:rStyle w:val="Hyperlink"/>
@@ -930,7 +930,7 @@
       <w:r>
         <w:t xml:space="preserve"> — modifié — </w:t>
       </w:r>
-      <w:hyperlink w:history="1" r:id="rId9doymagv2sdkn9cllyfou">
+      <w:hyperlink w:history="1" r:id="rIdqi0a6iy9vg6zufftns0ml">
         <w:r>
           <w:rPr>
             <w:rStyle w:val="Hyperlink"/>
@@ -959,7 +959,7 @@
       <w:r>
         <w:t xml:space="preserve"> — modifié — </w:t>
       </w:r>
-      <w:hyperlink w:history="1" r:id="rIdxj77vr7ouspm8o9kuog1k">
+      <w:hyperlink w:history="1" r:id="rId1fivme4jg0eqngwshiuqm">
         <w:r>
           <w:rPr>
             <w:rStyle w:val="Hyperlink"/>

--- a/docs/developpement/phases/word/PHASE_26_CLICK_COLLECT_NEUTRE_EXPORT_COMPTABLE_DANS_LA_BASE_ASSIETTE_DE_LA_COMM.docx
+++ b/docs/developpement/phases/word/PHASE_26_CLICK_COLLECT_NEUTRE_EXPORT_COMPTABLE_DANS_LA_BASE_ASSIETTE_DE_LA_COMM.docx
@@ -20,7 +20,7 @@
       <w:r>
         <w:t xml:space="preserve">FlaiX Expert · dossier de développement · généré le 2026-10-04 depuis le dépôt </w:t>
       </w:r>
-      <w:hyperlink w:history="1" r:id="rIdtutclarfn7mcrn5923g0_">
+      <w:hyperlink w:history="1" r:id="rIdolyrkbnuxnijroyzxyvdv">
         <w:r>
           <w:rPr>
             <w:rStyle w:val="Hyperlink"/>
@@ -532,7 +532,7 @@
           <w:numId w:val="3"/>
         </w:numPr>
       </w:pPr>
-      <w:hyperlink w:history="1" r:id="rId16xekfvjxewxdswheqhsl">
+      <w:hyperlink w:history="1" r:id="rIdxzubjroyjiopicvvrxjf8">
         <w:r>
           <w:rPr>
             <w:rStyle w:val="Hyperlink"/>
@@ -552,7 +552,7 @@
           <w:numId w:val="3"/>
         </w:numPr>
       </w:pPr>
-      <w:hyperlink w:history="1" r:id="rIdspcairbn9pdyo3f_ijclm">
+      <w:hyperlink w:history="1" r:id="rIdddktrvg1dwt4yau04qawl">
         <w:r>
           <w:rPr>
             <w:rStyle w:val="Hyperlink"/>
@@ -600,7 +600,7 @@
       <w:r>
         <w:t xml:space="preserve"> — créé — </w:t>
       </w:r>
-      <w:hyperlink w:history="1" r:id="rIdfzb7m2jjzqqpks2rctci1">
+      <w:hyperlink w:history="1" r:id="rId2nwc96lqxepxeta2dhmpw">
         <w:r>
           <w:rPr>
             <w:rStyle w:val="Hyperlink"/>
@@ -637,7 +637,7 @@
       <w:r>
         <w:t xml:space="preserve"> — modifié — </w:t>
       </w:r>
-      <w:hyperlink w:history="1" r:id="rIdzm6drwvn34xyarhebcx2h">
+      <w:hyperlink w:history="1" r:id="rIdi5k6ay5yks5xv5oldfeia">
         <w:r>
           <w:rPr>
             <w:rStyle w:val="Hyperlink"/>
@@ -666,7 +666,7 @@
       <w:r>
         <w:t xml:space="preserve"> — modifié — </w:t>
       </w:r>
-      <w:hyperlink w:history="1" r:id="rIdw8bhrkig5zare_vzq8ius">
+      <w:hyperlink w:history="1" r:id="rIdpvebyx3rxu0g46mmwwmdo">
         <w:r>
           <w:rPr>
             <w:rStyle w:val="Hyperlink"/>
@@ -703,7 +703,7 @@
       <w:r>
         <w:t xml:space="preserve"> — modifié — </w:t>
       </w:r>
-      <w:hyperlink w:history="1" r:id="rIdfujoujhmuzsurh-pf5_oh">
+      <w:hyperlink w:history="1" r:id="rIdjcl1nfzomsurya5iaqwpi">
         <w:r>
           <w:rPr>
             <w:rStyle w:val="Hyperlink"/>
@@ -732,7 +732,7 @@
       <w:r>
         <w:t xml:space="preserve"> — modifié — </w:t>
       </w:r>
-      <w:hyperlink w:history="1" r:id="rIdq_wo_aocpyfz80khltt6r">
+      <w:hyperlink w:history="1" r:id="rIdkwkqmfpsend5qsli7z61t">
         <w:r>
           <w:rPr>
             <w:rStyle w:val="Hyperlink"/>
@@ -761,7 +761,7 @@
       <w:r>
         <w:t xml:space="preserve"> — modifié — </w:t>
       </w:r>
-      <w:hyperlink w:history="1" r:id="rIdg7miipgin7nl0ggsyp-ml">
+      <w:hyperlink w:history="1" r:id="rIdl5qfhicah3l_r7tbwhp7n">
         <w:r>
           <w:rPr>
             <w:rStyle w:val="Hyperlink"/>
@@ -798,7 +798,7 @@
       <w:r>
         <w:t xml:space="preserve"> — modifié — </w:t>
       </w:r>
-      <w:hyperlink w:history="1" r:id="rIdldxjhgwslnpwpuz0pygep">
+      <w:hyperlink w:history="1" r:id="rId5qymcilifmyjzggq10zla">
         <w:r>
           <w:rPr>
             <w:rStyle w:val="Hyperlink"/>
@@ -835,7 +835,7 @@
       <w:r>
         <w:t xml:space="preserve"> — modifié — </w:t>
       </w:r>
-      <w:hyperlink w:history="1" r:id="rIdzphgznt3iph3kokopuzud">
+      <w:hyperlink w:history="1" r:id="rIdfpztfggw_x47rdi6xhtxk">
         <w:r>
           <w:rPr>
             <w:rStyle w:val="Hyperlink"/>
@@ -864,7 +864,7 @@
       <w:r>
         <w:t xml:space="preserve"> — modifié — </w:t>
       </w:r>
-      <w:hyperlink w:history="1" r:id="rIdvlerfmkdsmjizzobll0h-">
+      <w:hyperlink w:history="1" r:id="rIdrkwbxmsqv8kjwkdmcrdpw">
         <w:r>
           <w:rPr>
             <w:rStyle w:val="Hyperlink"/>
@@ -893,7 +893,7 @@
       <w:r>
         <w:t xml:space="preserve"> — modifié — </w:t>
       </w:r>
-      <w:hyperlink w:history="1" r:id="rIdr6ca_nwwpfnlbeo4udvws">
+      <w:hyperlink w:history="1" r:id="rIdrizx85gtlclzbpfhoihm0">
         <w:r>
           <w:rPr>
             <w:rStyle w:val="Hyperlink"/>
@@ -930,7 +930,7 @@
       <w:r>
         <w:t xml:space="preserve"> — modifié — </w:t>
       </w:r>
-      <w:hyperlink w:history="1" r:id="rIdqi0a6iy9vg6zufftns0ml">
+      <w:hyperlink w:history="1" r:id="rIduplbsbnbljkr3jtl5boln">
         <w:r>
           <w:rPr>
             <w:rStyle w:val="Hyperlink"/>
@@ -959,7 +959,7 @@
       <w:r>
         <w:t xml:space="preserve"> — modifié — </w:t>
       </w:r>
-      <w:hyperlink w:history="1" r:id="rId1fivme4jg0eqngwshiuqm">
+      <w:hyperlink w:history="1" r:id="rIdmlr5jjhqx_j67unqwiss5">
         <w:r>
           <w:rPr>
             <w:rStyle w:val="Hyperlink"/>

--- a/docs/developpement/phases/word/PHASE_26_CLICK_COLLECT_NEUTRE_EXPORT_COMPTABLE_DANS_LA_BASE_ASSIETTE_DE_LA_COMM.docx
+++ b/docs/developpement/phases/word/PHASE_26_CLICK_COLLECT_NEUTRE_EXPORT_COMPTABLE_DANS_LA_BASE_ASSIETTE_DE_LA_COMM.docx
@@ -20,7 +20,7 @@
       <w:r>
         <w:t xml:space="preserve">FlaiX Expert · dossier de développement · généré le 2026-10-04 depuis le dépôt </w:t>
       </w:r>
-      <w:hyperlink w:history="1" r:id="rIdolyrkbnuxnijroyzxyvdv">
+      <w:hyperlink w:history="1" r:id="rId6g2zxpnr6cste9tskyxef">
         <w:r>
           <w:rPr>
             <w:rStyle w:val="Hyperlink"/>
@@ -532,7 +532,7 @@
           <w:numId w:val="3"/>
         </w:numPr>
       </w:pPr>
-      <w:hyperlink w:history="1" r:id="rIdxzubjroyjiopicvvrxjf8">
+      <w:hyperlink w:history="1" r:id="rIdorop3togkc_-rs8ly2nol">
         <w:r>
           <w:rPr>
             <w:rStyle w:val="Hyperlink"/>
@@ -552,7 +552,7 @@
           <w:numId w:val="3"/>
         </w:numPr>
       </w:pPr>
-      <w:hyperlink w:history="1" r:id="rIdddktrvg1dwt4yau04qawl">
+      <w:hyperlink w:history="1" r:id="rIdr2j3wrhti_6i97m_vaseo">
         <w:r>
           <w:rPr>
             <w:rStyle w:val="Hyperlink"/>
@@ -600,7 +600,7 @@
       <w:r>
         <w:t xml:space="preserve"> — créé — </w:t>
       </w:r>
-      <w:hyperlink w:history="1" r:id="rId2nwc96lqxepxeta2dhmpw">
+      <w:hyperlink w:history="1" r:id="rIdrsimso74y4shlmkptfpxt">
         <w:r>
           <w:rPr>
             <w:rStyle w:val="Hyperlink"/>
@@ -637,7 +637,7 @@
       <w:r>
         <w:t xml:space="preserve"> — modifié — </w:t>
       </w:r>
-      <w:hyperlink w:history="1" r:id="rIdi5k6ay5yks5xv5oldfeia">
+      <w:hyperlink w:history="1" r:id="rIdwjkws4upaw3hov26lbfel">
         <w:r>
           <w:rPr>
             <w:rStyle w:val="Hyperlink"/>
@@ -666,7 +666,7 @@
       <w:r>
         <w:t xml:space="preserve"> — modifié — </w:t>
       </w:r>
-      <w:hyperlink w:history="1" r:id="rIdpvebyx3rxu0g46mmwwmdo">
+      <w:hyperlink w:history="1" r:id="rIdxzlgwfxwt5fkhcrdi-zky">
         <w:r>
           <w:rPr>
             <w:rStyle w:val="Hyperlink"/>
@@ -703,7 +703,7 @@
       <w:r>
         <w:t xml:space="preserve"> — modifié — </w:t>
       </w:r>
-      <w:hyperlink w:history="1" r:id="rIdjcl1nfzomsurya5iaqwpi">
+      <w:hyperlink w:history="1" r:id="rIdwxmyxny934fvtvqhytlud">
         <w:r>
           <w:rPr>
             <w:rStyle w:val="Hyperlink"/>
@@ -732,7 +732,7 @@
       <w:r>
         <w:t xml:space="preserve"> — modifié — </w:t>
       </w:r>
-      <w:hyperlink w:history="1" r:id="rIdkwkqmfpsend5qsli7z61t">
+      <w:hyperlink w:history="1" r:id="rId8he0symyoafkkshmo_twr">
         <w:r>
           <w:rPr>
             <w:rStyle w:val="Hyperlink"/>
@@ -761,7 +761,7 @@
       <w:r>
         <w:t xml:space="preserve"> — modifié — </w:t>
       </w:r>
-      <w:hyperlink w:history="1" r:id="rIdl5qfhicah3l_r7tbwhp7n">
+      <w:hyperlink w:history="1" r:id="rIdaama6rxgbxolk3qi7_yvo">
         <w:r>
           <w:rPr>
             <w:rStyle w:val="Hyperlink"/>
@@ -798,7 +798,7 @@
       <w:r>
         <w:t xml:space="preserve"> — modifié — </w:t>
       </w:r>
-      <w:hyperlink w:history="1" r:id="rId5qymcilifmyjzggq10zla">
+      <w:hyperlink w:history="1" r:id="rId2xszyobizuvs6hiqsir3o">
         <w:r>
           <w:rPr>
             <w:rStyle w:val="Hyperlink"/>
@@ -835,7 +835,7 @@
       <w:r>
         <w:t xml:space="preserve"> — modifié — </w:t>
       </w:r>
-      <w:hyperlink w:history="1" r:id="rIdfpztfggw_x47rdi6xhtxk">
+      <w:hyperlink w:history="1" r:id="rIdqph-wkt-f_hs7wq3qn9u7">
         <w:r>
           <w:rPr>
             <w:rStyle w:val="Hyperlink"/>
@@ -864,7 +864,7 @@
       <w:r>
         <w:t xml:space="preserve"> — modifié — </w:t>
       </w:r>
-      <w:hyperlink w:history="1" r:id="rIdrkwbxmsqv8kjwkdmcrdpw">
+      <w:hyperlink w:history="1" r:id="rIdvcaue42qtiys6am8yvugg">
         <w:r>
           <w:rPr>
             <w:rStyle w:val="Hyperlink"/>
@@ -893,7 +893,7 @@
       <w:r>
         <w:t xml:space="preserve"> — modifié — </w:t>
       </w:r>
-      <w:hyperlink w:history="1" r:id="rIdrizx85gtlclzbpfhoihm0">
+      <w:hyperlink w:history="1" r:id="rId3epmsi0hajnk19ebcvvj-">
         <w:r>
           <w:rPr>
             <w:rStyle w:val="Hyperlink"/>
@@ -930,7 +930,7 @@
       <w:r>
         <w:t xml:space="preserve"> — modifié — </w:t>
       </w:r>
-      <w:hyperlink w:history="1" r:id="rIduplbsbnbljkr3jtl5boln">
+      <w:hyperlink w:history="1" r:id="rIdxkmea_tgxc5r7wizjcmsh">
         <w:r>
           <w:rPr>
             <w:rStyle w:val="Hyperlink"/>
@@ -959,7 +959,7 @@
       <w:r>
         <w:t xml:space="preserve"> — modifié — </w:t>
       </w:r>
-      <w:hyperlink w:history="1" r:id="rIdmlr5jjhqx_j67unqwiss5">
+      <w:hyperlink w:history="1" r:id="rId0ku2n6n2a1kbkcquus_ht">
         <w:r>
           <w:rPr>
             <w:rStyle w:val="Hyperlink"/>

--- a/docs/developpement/phases/word/PHASE_26_CLICK_COLLECT_NEUTRE_EXPORT_COMPTABLE_DANS_LA_BASE_ASSIETTE_DE_LA_COMM.docx
+++ b/docs/developpement/phases/word/PHASE_26_CLICK_COLLECT_NEUTRE_EXPORT_COMPTABLE_DANS_LA_BASE_ASSIETTE_DE_LA_COMM.docx
@@ -20,7 +20,7 @@
       <w:r>
         <w:t xml:space="preserve">FlaiX Expert · dossier de développement · généré le 2026-10-04 depuis le dépôt </w:t>
       </w:r>
-      <w:hyperlink w:history="1" r:id="rId6g2zxpnr6cste9tskyxef">
+      <w:hyperlink w:history="1" r:id="rIde3sijp-hm1-owzswmwufs">
         <w:r>
           <w:rPr>
             <w:rStyle w:val="Hyperlink"/>
@@ -532,7 +532,7 @@
           <w:numId w:val="3"/>
         </w:numPr>
       </w:pPr>
-      <w:hyperlink w:history="1" r:id="rIdorop3togkc_-rs8ly2nol">
+      <w:hyperlink w:history="1" r:id="rIdon0gxemkxbsgj2t-won0k">
         <w:r>
           <w:rPr>
             <w:rStyle w:val="Hyperlink"/>
@@ -552,7 +552,7 @@
           <w:numId w:val="3"/>
         </w:numPr>
       </w:pPr>
-      <w:hyperlink w:history="1" r:id="rIdr2j3wrhti_6i97m_vaseo">
+      <w:hyperlink w:history="1" r:id="rIdrqnbj9ml8saeo2wdkfdwk">
         <w:r>
           <w:rPr>
             <w:rStyle w:val="Hyperlink"/>
@@ -600,7 +600,7 @@
       <w:r>
         <w:t xml:space="preserve"> — créé — </w:t>
       </w:r>
-      <w:hyperlink w:history="1" r:id="rIdrsimso74y4shlmkptfpxt">
+      <w:hyperlink w:history="1" r:id="rIdw0l5isrdynvmngb9qicsr">
         <w:r>
           <w:rPr>
             <w:rStyle w:val="Hyperlink"/>
@@ -637,7 +637,7 @@
       <w:r>
         <w:t xml:space="preserve"> — modifié — </w:t>
       </w:r>
-      <w:hyperlink w:history="1" r:id="rIdwjkws4upaw3hov26lbfel">
+      <w:hyperlink w:history="1" r:id="rIdouezoxy0jqblymhbtduln">
         <w:r>
           <w:rPr>
             <w:rStyle w:val="Hyperlink"/>
@@ -666,7 +666,7 @@
       <w:r>
         <w:t xml:space="preserve"> — modifié — </w:t>
       </w:r>
-      <w:hyperlink w:history="1" r:id="rIdxzlgwfxwt5fkhcrdi-zky">
+      <w:hyperlink w:history="1" r:id="rIdggwp3ucqz6o2u67haac2f">
         <w:r>
           <w:rPr>
             <w:rStyle w:val="Hyperlink"/>
@@ -703,7 +703,7 @@
       <w:r>
         <w:t xml:space="preserve"> — modifié — </w:t>
       </w:r>
-      <w:hyperlink w:history="1" r:id="rIdwxmyxny934fvtvqhytlud">
+      <w:hyperlink w:history="1" r:id="rIdiqrd83ycbd69dofimdwjd">
         <w:r>
           <w:rPr>
             <w:rStyle w:val="Hyperlink"/>
@@ -732,7 +732,7 @@
       <w:r>
         <w:t xml:space="preserve"> — modifié — </w:t>
       </w:r>
-      <w:hyperlink w:history="1" r:id="rId8he0symyoafkkshmo_twr">
+      <w:hyperlink w:history="1" r:id="rIdbpflzo0dfdjlkh2ftwula">
         <w:r>
           <w:rPr>
             <w:rStyle w:val="Hyperlink"/>
@@ -761,7 +761,7 @@
       <w:r>
         <w:t xml:space="preserve"> — modifié — </w:t>
       </w:r>
-      <w:hyperlink w:history="1" r:id="rIdaama6rxgbxolk3qi7_yvo">
+      <w:hyperlink w:history="1" r:id="rIdjuubyok8iz5ih3wnlv4eu">
         <w:r>
           <w:rPr>
             <w:rStyle w:val="Hyperlink"/>
@@ -798,7 +798,7 @@
       <w:r>
         <w:t xml:space="preserve"> — modifié — </w:t>
       </w:r>
-      <w:hyperlink w:history="1" r:id="rId2xszyobizuvs6hiqsir3o">
+      <w:hyperlink w:history="1" r:id="rIdhfhj7fr9qsh7ccgjvyr_w">
         <w:r>
           <w:rPr>
             <w:rStyle w:val="Hyperlink"/>
@@ -835,7 +835,7 @@
       <w:r>
         <w:t xml:space="preserve"> — modifié — </w:t>
       </w:r>
-      <w:hyperlink w:history="1" r:id="rIdqph-wkt-f_hs7wq3qn9u7">
+      <w:hyperlink w:history="1" r:id="rIdalgcgvtqoxxp7wpsycjvx">
         <w:r>
           <w:rPr>
             <w:rStyle w:val="Hyperlink"/>
@@ -864,7 +864,7 @@
       <w:r>
         <w:t xml:space="preserve"> — modifié — </w:t>
       </w:r>
-      <w:hyperlink w:history="1" r:id="rIdvcaue42qtiys6am8yvugg">
+      <w:hyperlink w:history="1" r:id="rIdgh8thjjoncwejndsfb3rq">
         <w:r>
           <w:rPr>
             <w:rStyle w:val="Hyperlink"/>
@@ -893,7 +893,7 @@
       <w:r>
         <w:t xml:space="preserve"> — modifié — </w:t>
       </w:r>
-      <w:hyperlink w:history="1" r:id="rId3epmsi0hajnk19ebcvvj-">
+      <w:hyperlink w:history="1" r:id="rIdqi7jxrv3l-y3wg9iemjn1">
         <w:r>
           <w:rPr>
             <w:rStyle w:val="Hyperlink"/>
@@ -930,7 +930,7 @@
       <w:r>
         <w:t xml:space="preserve"> — modifié — </w:t>
       </w:r>
-      <w:hyperlink w:history="1" r:id="rIdxkmea_tgxc5r7wizjcmsh">
+      <w:hyperlink w:history="1" r:id="rIdrjmysixcmyesdq00icw7s">
         <w:r>
           <w:rPr>
             <w:rStyle w:val="Hyperlink"/>
@@ -959,7 +959,7 @@
       <w:r>
         <w:t xml:space="preserve"> — modifié — </w:t>
       </w:r>
-      <w:hyperlink w:history="1" r:id="rId0ku2n6n2a1kbkcquus_ht">
+      <w:hyperlink w:history="1" r:id="rIdobvmiiym23duynr8rnteo">
         <w:r>
           <w:rPr>
             <w:rStyle w:val="Hyperlink"/>

--- a/docs/developpement/phases/word/PHASE_26_CLICK_COLLECT_NEUTRE_EXPORT_COMPTABLE_DANS_LA_BASE_ASSIETTE_DE_LA_COMM.docx
+++ b/docs/developpement/phases/word/PHASE_26_CLICK_COLLECT_NEUTRE_EXPORT_COMPTABLE_DANS_LA_BASE_ASSIETTE_DE_LA_COMM.docx
@@ -20,7 +20,7 @@
       <w:r>
         <w:t xml:space="preserve">FlaiX Expert · dossier de développement · généré le 2026-10-04 depuis le dépôt </w:t>
       </w:r>
-      <w:hyperlink w:history="1" r:id="rIde3sijp-hm1-owzswmwufs">
+      <w:hyperlink w:history="1" r:id="rId9cc9dvxu49_rmajejljpx">
         <w:r>
           <w:rPr>
             <w:rStyle w:val="Hyperlink"/>
@@ -532,7 +532,7 @@
           <w:numId w:val="3"/>
         </w:numPr>
       </w:pPr>
-      <w:hyperlink w:history="1" r:id="rIdon0gxemkxbsgj2t-won0k">
+      <w:hyperlink w:history="1" r:id="rIdbe435d9-wjcvlmhkajvqb">
         <w:r>
           <w:rPr>
             <w:rStyle w:val="Hyperlink"/>
@@ -552,7 +552,7 @@
           <w:numId w:val="3"/>
         </w:numPr>
       </w:pPr>
-      <w:hyperlink w:history="1" r:id="rIdrqnbj9ml8saeo2wdkfdwk">
+      <w:hyperlink w:history="1" r:id="rId2teqawpt3dji5jo8y224u">
         <w:r>
           <w:rPr>
             <w:rStyle w:val="Hyperlink"/>
@@ -600,7 +600,7 @@
       <w:r>
         <w:t xml:space="preserve"> — créé — </w:t>
       </w:r>
-      <w:hyperlink w:history="1" r:id="rIdw0l5isrdynvmngb9qicsr">
+      <w:hyperlink w:history="1" r:id="rIdoho2uswsxaanpals9agdj">
         <w:r>
           <w:rPr>
             <w:rStyle w:val="Hyperlink"/>
@@ -637,7 +637,7 @@
       <w:r>
         <w:t xml:space="preserve"> — modifié — </w:t>
       </w:r>
-      <w:hyperlink w:history="1" r:id="rIdouezoxy0jqblymhbtduln">
+      <w:hyperlink w:history="1" r:id="rIdvpe-qorvtn9zndrcy9-8p">
         <w:r>
           <w:rPr>
             <w:rStyle w:val="Hyperlink"/>
@@ -666,7 +666,7 @@
       <w:r>
         <w:t xml:space="preserve"> — modifié — </w:t>
       </w:r>
-      <w:hyperlink w:history="1" r:id="rIdggwp3ucqz6o2u67haac2f">
+      <w:hyperlink w:history="1" r:id="rIdms-q9nwchfqc3pyeodp2s">
         <w:r>
           <w:rPr>
             <w:rStyle w:val="Hyperlink"/>
@@ -703,7 +703,7 @@
       <w:r>
         <w:t xml:space="preserve"> — modifié — </w:t>
       </w:r>
-      <w:hyperlink w:history="1" r:id="rIdiqrd83ycbd69dofimdwjd">
+      <w:hyperlink w:history="1" r:id="rIdnn2hbceprc8zo_wkpj1mq">
         <w:r>
           <w:rPr>
             <w:rStyle w:val="Hyperlink"/>
@@ -732,7 +732,7 @@
       <w:r>
         <w:t xml:space="preserve"> — modifié — </w:t>
       </w:r>
-      <w:hyperlink w:history="1" r:id="rIdbpflzo0dfdjlkh2ftwula">
+      <w:hyperlink w:history="1" r:id="rIdbixow_-wwgk4z25_abe-q">
         <w:r>
           <w:rPr>
             <w:rStyle w:val="Hyperlink"/>
@@ -761,7 +761,7 @@
       <w:r>
         <w:t xml:space="preserve"> — modifié — </w:t>
       </w:r>
-      <w:hyperlink w:history="1" r:id="rIdjuubyok8iz5ih3wnlv4eu">
+      <w:hyperlink w:history="1" r:id="rId8j_trs4ajllwtf-boefqw">
         <w:r>
           <w:rPr>
             <w:rStyle w:val="Hyperlink"/>
@@ -798,7 +798,7 @@
       <w:r>
         <w:t xml:space="preserve"> — modifié — </w:t>
       </w:r>
-      <w:hyperlink w:history="1" r:id="rIdhfhj7fr9qsh7ccgjvyr_w">
+      <w:hyperlink w:history="1" r:id="rIdbbcgflixwn4z12zkvhvqb">
         <w:r>
           <w:rPr>
             <w:rStyle w:val="Hyperlink"/>
@@ -835,7 +835,7 @@
       <w:r>
         <w:t xml:space="preserve"> — modifié — </w:t>
       </w:r>
-      <w:hyperlink w:history="1" r:id="rIdalgcgvtqoxxp7wpsycjvx">
+      <w:hyperlink w:history="1" r:id="rIdy99zaszcojavj0y459mgx">
         <w:r>
           <w:rPr>
             <w:rStyle w:val="Hyperlink"/>
@@ -864,7 +864,7 @@
       <w:r>
         <w:t xml:space="preserve"> — modifié — </w:t>
       </w:r>
-      <w:hyperlink w:history="1" r:id="rIdgh8thjjoncwejndsfb3rq">
+      <w:hyperlink w:history="1" r:id="rIdfgzwt3v37acawesiwatrm">
         <w:r>
           <w:rPr>
             <w:rStyle w:val="Hyperlink"/>
@@ -893,7 +893,7 @@
       <w:r>
         <w:t xml:space="preserve"> — modifié — </w:t>
       </w:r>
-      <w:hyperlink w:history="1" r:id="rIdqi7jxrv3l-y3wg9iemjn1">
+      <w:hyperlink w:history="1" r:id="rId1retzlhti3avubec6gqp5">
         <w:r>
           <w:rPr>
             <w:rStyle w:val="Hyperlink"/>
@@ -930,7 +930,7 @@
       <w:r>
         <w:t xml:space="preserve"> — modifié — </w:t>
       </w:r>
-      <w:hyperlink w:history="1" r:id="rIdrjmysixcmyesdq00icw7s">
+      <w:hyperlink w:history="1" r:id="rIdp-yb_xddl9lz12_t6sqhl">
         <w:r>
           <w:rPr>
             <w:rStyle w:val="Hyperlink"/>
@@ -959,7 +959,7 @@
       <w:r>
         <w:t xml:space="preserve"> — modifié — </w:t>
       </w:r>
-      <w:hyperlink w:history="1" r:id="rIdobvmiiym23duynr8rnteo">
+      <w:hyperlink w:history="1" r:id="rIdmnm9wruj1xbeamycqavps">
         <w:r>
           <w:rPr>
             <w:rStyle w:val="Hyperlink"/>

--- a/docs/developpement/phases/word/PHASE_26_CLICK_COLLECT_NEUTRE_EXPORT_COMPTABLE_DANS_LA_BASE_ASSIETTE_DE_LA_COMM.docx
+++ b/docs/developpement/phases/word/PHASE_26_CLICK_COLLECT_NEUTRE_EXPORT_COMPTABLE_DANS_LA_BASE_ASSIETTE_DE_LA_COMM.docx
@@ -20,7 +20,7 @@
       <w:r>
         <w:t xml:space="preserve">FlaiX Expert · dossier de développement · généré le 2026-10-04 depuis le dépôt </w:t>
       </w:r>
-      <w:hyperlink w:history="1" r:id="rId9cc9dvxu49_rmajejljpx">
+      <w:hyperlink w:history="1" r:id="rIdw5o034jxmqqowe2xvphkq">
         <w:r>
           <w:rPr>
             <w:rStyle w:val="Hyperlink"/>
@@ -532,7 +532,7 @@
           <w:numId w:val="3"/>
         </w:numPr>
       </w:pPr>
-      <w:hyperlink w:history="1" r:id="rIdbe435d9-wjcvlmhkajvqb">
+      <w:hyperlink w:history="1" r:id="rIddqzjyxodhwkc_400qbfl4">
         <w:r>
           <w:rPr>
             <w:rStyle w:val="Hyperlink"/>
@@ -552,7 +552,7 @@
           <w:numId w:val="3"/>
         </w:numPr>
       </w:pPr>
-      <w:hyperlink w:history="1" r:id="rId2teqawpt3dji5jo8y224u">
+      <w:hyperlink w:history="1" r:id="rIddg3juw2-ncrf285q7x9in">
         <w:r>
           <w:rPr>
             <w:rStyle w:val="Hyperlink"/>
@@ -600,7 +600,7 @@
       <w:r>
         <w:t xml:space="preserve"> — créé — </w:t>
       </w:r>
-      <w:hyperlink w:history="1" r:id="rIdoho2uswsxaanpals9agdj">
+      <w:hyperlink w:history="1" r:id="rIdmvyawtox0_3jq0jqonbez">
         <w:r>
           <w:rPr>
             <w:rStyle w:val="Hyperlink"/>
@@ -637,7 +637,7 @@
       <w:r>
         <w:t xml:space="preserve"> — modifié — </w:t>
       </w:r>
-      <w:hyperlink w:history="1" r:id="rIdvpe-qorvtn9zndrcy9-8p">
+      <w:hyperlink w:history="1" r:id="rIdtxlogsnlwdqlflzwbieoe">
         <w:r>
           <w:rPr>
             <w:rStyle w:val="Hyperlink"/>
@@ -666,7 +666,7 @@
       <w:r>
         <w:t xml:space="preserve"> — modifié — </w:t>
       </w:r>
-      <w:hyperlink w:history="1" r:id="rIdms-q9nwchfqc3pyeodp2s">
+      <w:hyperlink w:history="1" r:id="rIdgx0wtwtkrkzdy_jf3qpgp">
         <w:r>
           <w:rPr>
             <w:rStyle w:val="Hyperlink"/>
@@ -703,7 +703,7 @@
       <w:r>
         <w:t xml:space="preserve"> — modifié — </w:t>
       </w:r>
-      <w:hyperlink w:history="1" r:id="rIdnn2hbceprc8zo_wkpj1mq">
+      <w:hyperlink w:history="1" r:id="rIdmnbzw4qsxirmuzvniuyow">
         <w:r>
           <w:rPr>
             <w:rStyle w:val="Hyperlink"/>
@@ -732,7 +732,7 @@
       <w:r>
         <w:t xml:space="preserve"> — modifié — </w:t>
       </w:r>
-      <w:hyperlink w:history="1" r:id="rIdbixow_-wwgk4z25_abe-q">
+      <w:hyperlink w:history="1" r:id="rId9wzoyphqviizivd0jmxhf">
         <w:r>
           <w:rPr>
             <w:rStyle w:val="Hyperlink"/>
@@ -761,7 +761,7 @@
       <w:r>
         <w:t xml:space="preserve"> — modifié — </w:t>
       </w:r>
-      <w:hyperlink w:history="1" r:id="rId8j_trs4ajllwtf-boefqw">
+      <w:hyperlink w:history="1" r:id="rIddpsoochlwc0vnqf8vrens">
         <w:r>
           <w:rPr>
             <w:rStyle w:val="Hyperlink"/>
@@ -798,7 +798,7 @@
       <w:r>
         <w:t xml:space="preserve"> — modifié — </w:t>
       </w:r>
-      <w:hyperlink w:history="1" r:id="rIdbbcgflixwn4z12zkvhvqb">
+      <w:hyperlink w:history="1" r:id="rId-avzqfja2xiyyl-ydza2n">
         <w:r>
           <w:rPr>
             <w:rStyle w:val="Hyperlink"/>
@@ -835,7 +835,7 @@
       <w:r>
         <w:t xml:space="preserve"> — modifié — </w:t>
       </w:r>
-      <w:hyperlink w:history="1" r:id="rIdy99zaszcojavj0y459mgx">
+      <w:hyperlink w:history="1" r:id="rIdldamvdma_xvumddtqzj9_">
         <w:r>
           <w:rPr>
             <w:rStyle w:val="Hyperlink"/>
@@ -864,7 +864,7 @@
       <w:r>
         <w:t xml:space="preserve"> — modifié — </w:t>
       </w:r>
-      <w:hyperlink w:history="1" r:id="rIdfgzwt3v37acawesiwatrm">
+      <w:hyperlink w:history="1" r:id="rIdgwis_hm4d7khgifk5tin4">
         <w:r>
           <w:rPr>
             <w:rStyle w:val="Hyperlink"/>
@@ -893,7 +893,7 @@
       <w:r>
         <w:t xml:space="preserve"> — modifié — </w:t>
       </w:r>
-      <w:hyperlink w:history="1" r:id="rId1retzlhti3avubec6gqp5">
+      <w:hyperlink w:history="1" r:id="rIdwsw6kamp4xwf2l40ysfoz">
         <w:r>
           <w:rPr>
             <w:rStyle w:val="Hyperlink"/>
@@ -930,7 +930,7 @@
       <w:r>
         <w:t xml:space="preserve"> — modifié — </w:t>
       </w:r>
-      <w:hyperlink w:history="1" r:id="rIdp-yb_xddl9lz12_t6sqhl">
+      <w:hyperlink w:history="1" r:id="rIdeb8attqm0mcdqdi-jdelj">
         <w:r>
           <w:rPr>
             <w:rStyle w:val="Hyperlink"/>
@@ -959,7 +959,7 @@
       <w:r>
         <w:t xml:space="preserve"> — modifié — </w:t>
       </w:r>
-      <w:hyperlink w:history="1" r:id="rIdmnm9wruj1xbeamycqavps">
+      <w:hyperlink w:history="1" r:id="rId5pmrn5gfe5427uata8eso">
         <w:r>
           <w:rPr>
             <w:rStyle w:val="Hyperlink"/>

--- a/docs/developpement/phases/word/PHASE_26_CLICK_COLLECT_NEUTRE_EXPORT_COMPTABLE_DANS_LA_BASE_ASSIETTE_DE_LA_COMM.docx
+++ b/docs/developpement/phases/word/PHASE_26_CLICK_COLLECT_NEUTRE_EXPORT_COMPTABLE_DANS_LA_BASE_ASSIETTE_DE_LA_COMM.docx
@@ -18,9 +18,9 @@
         <w:shd w:fill="F6F3FF" w:color="auto" w:val="clear"/>
       </w:pPr>
       <w:r>
-        <w:t xml:space="preserve">FlaiX Expert · dossier de développement · généré le 2026-10-04 depuis le dépôt </w:t>
-      </w:r>
-      <w:hyperlink w:history="1" r:id="rIdw5o034jxmqqowe2xvphkq">
+        <w:t xml:space="preserve">FlaiX Expert · dossier de développement · généré le 2026-10-19 depuis le dépôt </w:t>
+      </w:r>
+      <w:hyperlink w:history="1" r:id="rId9gxvbpfcj8vzeqwho8_xy">
         <w:r>
           <w:rPr>
             <w:rStyle w:val="Hyperlink"/>
@@ -532,7 +532,7 @@
           <w:numId w:val="3"/>
         </w:numPr>
       </w:pPr>
-      <w:hyperlink w:history="1" r:id="rIddqzjyxodhwkc_400qbfl4">
+      <w:hyperlink w:history="1" r:id="rId7fkqjfbfbvlhaxnyelora">
         <w:r>
           <w:rPr>
             <w:rStyle w:val="Hyperlink"/>
@@ -552,7 +552,7 @@
           <w:numId w:val="3"/>
         </w:numPr>
       </w:pPr>
-      <w:hyperlink w:history="1" r:id="rIddg3juw2-ncrf285q7x9in">
+      <w:hyperlink w:history="1" r:id="rIdovfwnxo67x9fau7kzwiaf">
         <w:r>
           <w:rPr>
             <w:rStyle w:val="Hyperlink"/>
@@ -600,7 +600,7 @@
       <w:r>
         <w:t xml:space="preserve"> — créé — </w:t>
       </w:r>
-      <w:hyperlink w:history="1" r:id="rIdmvyawtox0_3jq0jqonbez">
+      <w:hyperlink w:history="1" r:id="rIdvw04iijl2824wue3r4lcv">
         <w:r>
           <w:rPr>
             <w:rStyle w:val="Hyperlink"/>
@@ -637,7 +637,7 @@
       <w:r>
         <w:t xml:space="preserve"> — modifié — </w:t>
       </w:r>
-      <w:hyperlink w:history="1" r:id="rIdtxlogsnlwdqlflzwbieoe">
+      <w:hyperlink w:history="1" r:id="rIdczmgsulbsuzdpuxenjlya">
         <w:r>
           <w:rPr>
             <w:rStyle w:val="Hyperlink"/>
@@ -666,7 +666,7 @@
       <w:r>
         <w:t xml:space="preserve"> — modifié — </w:t>
       </w:r>
-      <w:hyperlink w:history="1" r:id="rIdgx0wtwtkrkzdy_jf3qpgp">
+      <w:hyperlink w:history="1" r:id="rIduwoztgvp1wmrlds_y5jdz">
         <w:r>
           <w:rPr>
             <w:rStyle w:val="Hyperlink"/>
@@ -703,7 +703,7 @@
       <w:r>
         <w:t xml:space="preserve"> — modifié — </w:t>
       </w:r>
-      <w:hyperlink w:history="1" r:id="rIdmnbzw4qsxirmuzvniuyow">
+      <w:hyperlink w:history="1" r:id="rIdczsuvnv6jf3gfj4z_2lpn">
         <w:r>
           <w:rPr>
             <w:rStyle w:val="Hyperlink"/>
@@ -732,7 +732,7 @@
       <w:r>
         <w:t xml:space="preserve"> — modifié — </w:t>
       </w:r>
-      <w:hyperlink w:history="1" r:id="rId9wzoyphqviizivd0jmxhf">
+      <w:hyperlink w:history="1" r:id="rIdxbgbzufr2y-ulkciawpq3">
         <w:r>
           <w:rPr>
             <w:rStyle w:val="Hyperlink"/>
@@ -761,7 +761,7 @@
       <w:r>
         <w:t xml:space="preserve"> — modifié — </w:t>
       </w:r>
-      <w:hyperlink w:history="1" r:id="rIddpsoochlwc0vnqf8vrens">
+      <w:hyperlink w:history="1" r:id="rIduzci2gkjbzaouvmq98nmt">
         <w:r>
           <w:rPr>
             <w:rStyle w:val="Hyperlink"/>
@@ -798,7 +798,7 @@
       <w:r>
         <w:t xml:space="preserve"> — modifié — </w:t>
       </w:r>
-      <w:hyperlink w:history="1" r:id="rId-avzqfja2xiyyl-ydza2n">
+      <w:hyperlink w:history="1" r:id="rId09dh_sjxtb-m6bzeqb9da">
         <w:r>
           <w:rPr>
             <w:rStyle w:val="Hyperlink"/>
@@ -835,7 +835,7 @@
       <w:r>
         <w:t xml:space="preserve"> — modifié — </w:t>
       </w:r>
-      <w:hyperlink w:history="1" r:id="rIdldamvdma_xvumddtqzj9_">
+      <w:hyperlink w:history="1" r:id="rIdrm2lmadlxb2kl8thmhdnk">
         <w:r>
           <w:rPr>
             <w:rStyle w:val="Hyperlink"/>
@@ -864,7 +864,7 @@
       <w:r>
         <w:t xml:space="preserve"> — modifié — </w:t>
       </w:r>
-      <w:hyperlink w:history="1" r:id="rIdgwis_hm4d7khgifk5tin4">
+      <w:hyperlink w:history="1" r:id="rId1fjw21orpt0hjaye3rlmh">
         <w:r>
           <w:rPr>
             <w:rStyle w:val="Hyperlink"/>
@@ -893,7 +893,7 @@
       <w:r>
         <w:t xml:space="preserve"> — modifié — </w:t>
       </w:r>
-      <w:hyperlink w:history="1" r:id="rIdwsw6kamp4xwf2l40ysfoz">
+      <w:hyperlink w:history="1" r:id="rIdovevls7oj7fdqxirejbx9">
         <w:r>
           <w:rPr>
             <w:rStyle w:val="Hyperlink"/>
@@ -930,7 +930,7 @@
       <w:r>
         <w:t xml:space="preserve"> — modifié — </w:t>
       </w:r>
-      <w:hyperlink w:history="1" r:id="rIdeb8attqm0mcdqdi-jdelj">
+      <w:hyperlink w:history="1" r:id="rIdw1od3osocpfxafnahiqm7">
         <w:r>
           <w:rPr>
             <w:rStyle w:val="Hyperlink"/>
@@ -959,7 +959,7 @@
       <w:r>
         <w:t xml:space="preserve"> — modifié — </w:t>
       </w:r>
-      <w:hyperlink w:history="1" r:id="rId5pmrn5gfe5427uata8eso">
+      <w:hyperlink w:history="1" r:id="rIddmwcctusjnuim-dywmxxk">
         <w:r>
           <w:rPr>
             <w:rStyle w:val="Hyperlink"/>

--- a/docs/developpement/phases/word/PHASE_26_CLICK_COLLECT_NEUTRE_EXPORT_COMPTABLE_DANS_LA_BASE_ASSIETTE_DE_LA_COMM.docx
+++ b/docs/developpement/phases/word/PHASE_26_CLICK_COLLECT_NEUTRE_EXPORT_COMPTABLE_DANS_LA_BASE_ASSIETTE_DE_LA_COMM.docx
@@ -20,7 +20,7 @@
       <w:r>
         <w:t xml:space="preserve">FlaiX Expert · dossier de développement · généré le 2026-10-19 depuis le dépôt </w:t>
       </w:r>
-      <w:hyperlink w:history="1" r:id="rId9gxvbpfcj8vzeqwho8_xy">
+      <w:hyperlink w:history="1" r:id="rId78xrhnbo2ogiucpf_h9cc">
         <w:r>
           <w:rPr>
             <w:rStyle w:val="Hyperlink"/>
@@ -532,7 +532,7 @@
           <w:numId w:val="3"/>
         </w:numPr>
       </w:pPr>
-      <w:hyperlink w:history="1" r:id="rId7fkqjfbfbvlhaxnyelora">
+      <w:hyperlink w:history="1" r:id="rIdddrznna7y159t7egbciri">
         <w:r>
           <w:rPr>
             <w:rStyle w:val="Hyperlink"/>
@@ -552,7 +552,7 @@
           <w:numId w:val="3"/>
         </w:numPr>
       </w:pPr>
-      <w:hyperlink w:history="1" r:id="rIdovfwnxo67x9fau7kzwiaf">
+      <w:hyperlink w:history="1" r:id="rIds4ad0f6idfbxa3cjbdlp8">
         <w:r>
           <w:rPr>
             <w:rStyle w:val="Hyperlink"/>
@@ -600,7 +600,7 @@
       <w:r>
         <w:t xml:space="preserve"> — créé — </w:t>
       </w:r>
-      <w:hyperlink w:history="1" r:id="rIdvw04iijl2824wue3r4lcv">
+      <w:hyperlink w:history="1" r:id="rIdr4gx8rnw2oxl2_hwyzbyy">
         <w:r>
           <w:rPr>
             <w:rStyle w:val="Hyperlink"/>
@@ -637,7 +637,7 @@
       <w:r>
         <w:t xml:space="preserve"> — modifié — </w:t>
       </w:r>
-      <w:hyperlink w:history="1" r:id="rIdczmgsulbsuzdpuxenjlya">
+      <w:hyperlink w:history="1" r:id="rId-6epmq_trfabhvbc4zu3q">
         <w:r>
           <w:rPr>
             <w:rStyle w:val="Hyperlink"/>
@@ -666,7 +666,7 @@
       <w:r>
         <w:t xml:space="preserve"> — modifié — </w:t>
       </w:r>
-      <w:hyperlink w:history="1" r:id="rIduwoztgvp1wmrlds_y5jdz">
+      <w:hyperlink w:history="1" r:id="rIdd3u-mdxe45wzp9syeszg8">
         <w:r>
           <w:rPr>
             <w:rStyle w:val="Hyperlink"/>
@@ -703,7 +703,7 @@
       <w:r>
         <w:t xml:space="preserve"> — modifié — </w:t>
       </w:r>
-      <w:hyperlink w:history="1" r:id="rIdczsuvnv6jf3gfj4z_2lpn">
+      <w:hyperlink w:history="1" r:id="rIdw3kz9xc_8pmjkkrm4_ihd">
         <w:r>
           <w:rPr>
             <w:rStyle w:val="Hyperlink"/>
@@ -732,7 +732,7 @@
       <w:r>
         <w:t xml:space="preserve"> — modifié — </w:t>
       </w:r>
-      <w:hyperlink w:history="1" r:id="rIdxbgbzufr2y-ulkciawpq3">
+      <w:hyperlink w:history="1" r:id="rIdrl_qhqtnnatwyc5b9408i">
         <w:r>
           <w:rPr>
             <w:rStyle w:val="Hyperlink"/>
@@ -761,7 +761,7 @@
       <w:r>
         <w:t xml:space="preserve"> — modifié — </w:t>
       </w:r>
-      <w:hyperlink w:history="1" r:id="rIduzci2gkjbzaouvmq98nmt">
+      <w:hyperlink w:history="1" r:id="rIdkautq0phbvx9gzgaffxie">
         <w:r>
           <w:rPr>
             <w:rStyle w:val="Hyperlink"/>
@@ -798,7 +798,7 @@
       <w:r>
         <w:t xml:space="preserve"> — modifié — </w:t>
       </w:r>
-      <w:hyperlink w:history="1" r:id="rId09dh_sjxtb-m6bzeqb9da">
+      <w:hyperlink w:history="1" r:id="rIdtarbg-zbqlym-qwcxvgrp">
         <w:r>
           <w:rPr>
             <w:rStyle w:val="Hyperlink"/>
@@ -835,7 +835,7 @@
       <w:r>
         <w:t xml:space="preserve"> — modifié — </w:t>
       </w:r>
-      <w:hyperlink w:history="1" r:id="rIdrm2lmadlxb2kl8thmhdnk">
+      <w:hyperlink w:history="1" r:id="rIdiht4ybt_a-a9sbnlbox9r">
         <w:r>
           <w:rPr>
             <w:rStyle w:val="Hyperlink"/>
@@ -864,7 +864,7 @@
       <w:r>
         <w:t xml:space="preserve"> — modifié — </w:t>
       </w:r>
-      <w:hyperlink w:history="1" r:id="rId1fjw21orpt0hjaye3rlmh">
+      <w:hyperlink w:history="1" r:id="rIdgddytgrbq-1txmzxmhybz">
         <w:r>
           <w:rPr>
             <w:rStyle w:val="Hyperlink"/>
@@ -893,7 +893,7 @@
       <w:r>
         <w:t xml:space="preserve"> — modifié — </w:t>
       </w:r>
-      <w:hyperlink w:history="1" r:id="rIdovevls7oj7fdqxirejbx9">
+      <w:hyperlink w:history="1" r:id="rId9-wbfkoeffbc-clrr82zr">
         <w:r>
           <w:rPr>
             <w:rStyle w:val="Hyperlink"/>
@@ -930,7 +930,7 @@
       <w:r>
         <w:t xml:space="preserve"> — modifié — </w:t>
       </w:r>
-      <w:hyperlink w:history="1" r:id="rIdw1od3osocpfxafnahiqm7">
+      <w:hyperlink w:history="1" r:id="rIdr0ilijwla-tyvl_mzjxja">
         <w:r>
           <w:rPr>
             <w:rStyle w:val="Hyperlink"/>
@@ -959,7 +959,7 @@
       <w:r>
         <w:t xml:space="preserve"> — modifié — </w:t>
       </w:r>
-      <w:hyperlink w:history="1" r:id="rIddmwcctusjnuim-dywmxxk">
+      <w:hyperlink w:history="1" r:id="rId21hmz2dc_pbdswsqnmx--">
         <w:r>
           <w:rPr>
             <w:rStyle w:val="Hyperlink"/>

--- a/docs/developpement/phases/word/PHASE_26_CLICK_COLLECT_NEUTRE_EXPORT_COMPTABLE_DANS_LA_BASE_ASSIETTE_DE_LA_COMM.docx
+++ b/docs/developpement/phases/word/PHASE_26_CLICK_COLLECT_NEUTRE_EXPORT_COMPTABLE_DANS_LA_BASE_ASSIETTE_DE_LA_COMM.docx
@@ -20,7 +20,7 @@
       <w:r>
         <w:t xml:space="preserve">FlaiX Expert · dossier de développement · généré le 2026-10-19 depuis le dépôt </w:t>
       </w:r>
-      <w:hyperlink w:history="1" r:id="rId78xrhnbo2ogiucpf_h9cc">
+      <w:hyperlink w:history="1" r:id="rIdbp92ysr198cvl_1txtxoh">
         <w:r>
           <w:rPr>
             <w:rStyle w:val="Hyperlink"/>
@@ -532,7 +532,7 @@
           <w:numId w:val="3"/>
         </w:numPr>
       </w:pPr>
-      <w:hyperlink w:history="1" r:id="rIdddrznna7y159t7egbciri">
+      <w:hyperlink w:history="1" r:id="rId0szmv6ebo3qvqxlvbej0m">
         <w:r>
           <w:rPr>
             <w:rStyle w:val="Hyperlink"/>
@@ -552,7 +552,7 @@
           <w:numId w:val="3"/>
         </w:numPr>
       </w:pPr>
-      <w:hyperlink w:history="1" r:id="rIds4ad0f6idfbxa3cjbdlp8">
+      <w:hyperlink w:history="1" r:id="rIdshqt_ikuqx7tjim6tc-k2">
         <w:r>
           <w:rPr>
             <w:rStyle w:val="Hyperlink"/>
@@ -600,7 +600,7 @@
       <w:r>
         <w:t xml:space="preserve"> — créé — </w:t>
       </w:r>
-      <w:hyperlink w:history="1" r:id="rIdr4gx8rnw2oxl2_hwyzbyy">
+      <w:hyperlink w:history="1" r:id="rIdgsjeonhdzamfg6dlh9gd8">
         <w:r>
           <w:rPr>
             <w:rStyle w:val="Hyperlink"/>
@@ -637,7 +637,7 @@
       <w:r>
         <w:t xml:space="preserve"> — modifié — </w:t>
       </w:r>
-      <w:hyperlink w:history="1" r:id="rId-6epmq_trfabhvbc4zu3q">
+      <w:hyperlink w:history="1" r:id="rIdusc9ewsqxx4qthocti3tq">
         <w:r>
           <w:rPr>
             <w:rStyle w:val="Hyperlink"/>
@@ -666,7 +666,7 @@
       <w:r>
         <w:t xml:space="preserve"> — modifié — </w:t>
       </w:r>
-      <w:hyperlink w:history="1" r:id="rIdd3u-mdxe45wzp9syeszg8">
+      <w:hyperlink w:history="1" r:id="rIdgkbnkv4hwhblvdawzn0--">
         <w:r>
           <w:rPr>
             <w:rStyle w:val="Hyperlink"/>
@@ -703,7 +703,7 @@
       <w:r>
         <w:t xml:space="preserve"> — modifié — </w:t>
       </w:r>
-      <w:hyperlink w:history="1" r:id="rIdw3kz9xc_8pmjkkrm4_ihd">
+      <w:hyperlink w:history="1" r:id="rIdgp1-wkqtnjnv1mf4asbll">
         <w:r>
           <w:rPr>
             <w:rStyle w:val="Hyperlink"/>
@@ -732,7 +732,7 @@
       <w:r>
         <w:t xml:space="preserve"> — modifié — </w:t>
       </w:r>
-      <w:hyperlink w:history="1" r:id="rIdrl_qhqtnnatwyc5b9408i">
+      <w:hyperlink w:history="1" r:id="rId6aqm0lnz26qtejyxwsnmx">
         <w:r>
           <w:rPr>
             <w:rStyle w:val="Hyperlink"/>
@@ -761,7 +761,7 @@
       <w:r>
         <w:t xml:space="preserve"> — modifié — </w:t>
       </w:r>
-      <w:hyperlink w:history="1" r:id="rIdkautq0phbvx9gzgaffxie">
+      <w:hyperlink w:history="1" r:id="rIdisu3ri50jg7mjd08n7tig">
         <w:r>
           <w:rPr>
             <w:rStyle w:val="Hyperlink"/>
@@ -798,7 +798,7 @@
       <w:r>
         <w:t xml:space="preserve"> — modifié — </w:t>
       </w:r>
-      <w:hyperlink w:history="1" r:id="rIdtarbg-zbqlym-qwcxvgrp">
+      <w:hyperlink w:history="1" r:id="rIdwlrrwkvanhticnply0_rq">
         <w:r>
           <w:rPr>
             <w:rStyle w:val="Hyperlink"/>
@@ -835,7 +835,7 @@
       <w:r>
         <w:t xml:space="preserve"> — modifié — </w:t>
       </w:r>
-      <w:hyperlink w:history="1" r:id="rIdiht4ybt_a-a9sbnlbox9r">
+      <w:hyperlink w:history="1" r:id="rIdge06rjxpbk5xj7-beiyke">
         <w:r>
           <w:rPr>
             <w:rStyle w:val="Hyperlink"/>
@@ -864,7 +864,7 @@
       <w:r>
         <w:t xml:space="preserve"> — modifié — </w:t>
       </w:r>
-      <w:hyperlink w:history="1" r:id="rIdgddytgrbq-1txmzxmhybz">
+      <w:hyperlink w:history="1" r:id="rIdwbrhmxl3xjy1eveyuntaj">
         <w:r>
           <w:rPr>
             <w:rStyle w:val="Hyperlink"/>
@@ -893,7 +893,7 @@
       <w:r>
         <w:t xml:space="preserve"> — modifié — </w:t>
       </w:r>
-      <w:hyperlink w:history="1" r:id="rId9-wbfkoeffbc-clrr82zr">
+      <w:hyperlink w:history="1" r:id="rIdmzfwn0-xborektxwbcqm7">
         <w:r>
           <w:rPr>
             <w:rStyle w:val="Hyperlink"/>
@@ -930,7 +930,7 @@
       <w:r>
         <w:t xml:space="preserve"> — modifié — </w:t>
       </w:r>
-      <w:hyperlink w:history="1" r:id="rIdr0ilijwla-tyvl_mzjxja">
+      <w:hyperlink w:history="1" r:id="rIdd3k-nqkcwqwewv37ewouh">
         <w:r>
           <w:rPr>
             <w:rStyle w:val="Hyperlink"/>
@@ -959,7 +959,7 @@
       <w:r>
         <w:t xml:space="preserve"> — modifié — </w:t>
       </w:r>
-      <w:hyperlink w:history="1" r:id="rId21hmz2dc_pbdswsqnmx--">
+      <w:hyperlink w:history="1" r:id="rIda0u1nzz5ctebjiimw9v5l">
         <w:r>
           <w:rPr>
             <w:rStyle w:val="Hyperlink"/>

--- a/docs/developpement/phases/word/PHASE_26_CLICK_COLLECT_NEUTRE_EXPORT_COMPTABLE_DANS_LA_BASE_ASSIETTE_DE_LA_COMM.docx
+++ b/docs/developpement/phases/word/PHASE_26_CLICK_COLLECT_NEUTRE_EXPORT_COMPTABLE_DANS_LA_BASE_ASSIETTE_DE_LA_COMM.docx
@@ -20,7 +20,7 @@
       <w:r>
         <w:t xml:space="preserve">FlaiX Expert · dossier de développement · généré le 2026-10-19 depuis le dépôt </w:t>
       </w:r>
-      <w:hyperlink w:history="1" r:id="rIdbp92ysr198cvl_1txtxoh">
+      <w:hyperlink w:history="1" r:id="rIdkyvjraxrriry2ku-v_q2c">
         <w:r>
           <w:rPr>
             <w:rStyle w:val="Hyperlink"/>
@@ -532,7 +532,7 @@
           <w:numId w:val="3"/>
         </w:numPr>
       </w:pPr>
-      <w:hyperlink w:history="1" r:id="rId0szmv6ebo3qvqxlvbej0m">
+      <w:hyperlink w:history="1" r:id="rIdcp52fgfarlvnwyjxwgqts">
         <w:r>
           <w:rPr>
             <w:rStyle w:val="Hyperlink"/>
@@ -552,7 +552,7 @@
           <w:numId w:val="3"/>
         </w:numPr>
       </w:pPr>
-      <w:hyperlink w:history="1" r:id="rIdshqt_ikuqx7tjim6tc-k2">
+      <w:hyperlink w:history="1" r:id="rIdxqhs9_pesyoim7dqtmpvf">
         <w:r>
           <w:rPr>
             <w:rStyle w:val="Hyperlink"/>
@@ -600,7 +600,7 @@
       <w:r>
         <w:t xml:space="preserve"> — créé — </w:t>
       </w:r>
-      <w:hyperlink w:history="1" r:id="rIdgsjeonhdzamfg6dlh9gd8">
+      <w:hyperlink w:history="1" r:id="rIdtf98xe5bemnu3inv3rznb">
         <w:r>
           <w:rPr>
             <w:rStyle w:val="Hyperlink"/>
@@ -637,7 +637,7 @@
       <w:r>
         <w:t xml:space="preserve"> — modifié — </w:t>
       </w:r>
-      <w:hyperlink w:history="1" r:id="rIdusc9ewsqxx4qthocti3tq">
+      <w:hyperlink w:history="1" r:id="rIdy2wl-k8wuwrbindkoufan">
         <w:r>
           <w:rPr>
             <w:rStyle w:val="Hyperlink"/>
@@ -666,7 +666,7 @@
       <w:r>
         <w:t xml:space="preserve"> — modifié — </w:t>
       </w:r>
-      <w:hyperlink w:history="1" r:id="rIdgkbnkv4hwhblvdawzn0--">
+      <w:hyperlink w:history="1" r:id="rIdzcenzieh2ey529ytjeqcd">
         <w:r>
           <w:rPr>
             <w:rStyle w:val="Hyperlink"/>
@@ -703,7 +703,7 @@
       <w:r>
         <w:t xml:space="preserve"> — modifié — </w:t>
       </w:r>
-      <w:hyperlink w:history="1" r:id="rIdgp1-wkqtnjnv1mf4asbll">
+      <w:hyperlink w:history="1" r:id="rIdrpd7nst1suhhev0nxbiuf">
         <w:r>
           <w:rPr>
             <w:rStyle w:val="Hyperlink"/>
@@ -732,7 +732,7 @@
       <w:r>
         <w:t xml:space="preserve"> — modifié — </w:t>
       </w:r>
-      <w:hyperlink w:history="1" r:id="rId6aqm0lnz26qtejyxwsnmx">
+      <w:hyperlink w:history="1" r:id="rId7cvkwcabfz2or0a7jrx3i">
         <w:r>
           <w:rPr>
             <w:rStyle w:val="Hyperlink"/>
@@ -761,7 +761,7 @@
       <w:r>
         <w:t xml:space="preserve"> — modifié — </w:t>
       </w:r>
-      <w:hyperlink w:history="1" r:id="rIdisu3ri50jg7mjd08n7tig">
+      <w:hyperlink w:history="1" r:id="rIdcc-2_buiaeohdd73yjlxt">
         <w:r>
           <w:rPr>
             <w:rStyle w:val="Hyperlink"/>
@@ -798,7 +798,7 @@
       <w:r>
         <w:t xml:space="preserve"> — modifié — </w:t>
       </w:r>
-      <w:hyperlink w:history="1" r:id="rIdwlrrwkvanhticnply0_rq">
+      <w:hyperlink w:history="1" r:id="rIdqwq43ukebual1habtukqt">
         <w:r>
           <w:rPr>
             <w:rStyle w:val="Hyperlink"/>
@@ -835,7 +835,7 @@
       <w:r>
         <w:t xml:space="preserve"> — modifié — </w:t>
       </w:r>
-      <w:hyperlink w:history="1" r:id="rIdge06rjxpbk5xj7-beiyke">
+      <w:hyperlink w:history="1" r:id="rIdmxucttaps6qj0j-8t_uk5">
         <w:r>
           <w:rPr>
             <w:rStyle w:val="Hyperlink"/>
@@ -864,7 +864,7 @@
       <w:r>
         <w:t xml:space="preserve"> — modifié — </w:t>
       </w:r>
-      <w:hyperlink w:history="1" r:id="rIdwbrhmxl3xjy1eveyuntaj">
+      <w:hyperlink w:history="1" r:id="rIdtnje9iwhchquqdsc-eju0">
         <w:r>
           <w:rPr>
             <w:rStyle w:val="Hyperlink"/>
@@ -893,7 +893,7 @@
       <w:r>
         <w:t xml:space="preserve"> — modifié — </w:t>
       </w:r>
-      <w:hyperlink w:history="1" r:id="rIdmzfwn0-xborektxwbcqm7">
+      <w:hyperlink w:history="1" r:id="rIdijp3y7ovh-ppmadfoditl">
         <w:r>
           <w:rPr>
             <w:rStyle w:val="Hyperlink"/>
@@ -930,7 +930,7 @@
       <w:r>
         <w:t xml:space="preserve"> — modifié — </w:t>
       </w:r>
-      <w:hyperlink w:history="1" r:id="rIdd3k-nqkcwqwewv37ewouh">
+      <w:hyperlink w:history="1" r:id="rIdn_ezbaw2rxnyumw3xsmb_">
         <w:r>
           <w:rPr>
             <w:rStyle w:val="Hyperlink"/>
@@ -959,7 +959,7 @@
       <w:r>
         <w:t xml:space="preserve"> — modifié — </w:t>
       </w:r>
-      <w:hyperlink w:history="1" r:id="rIda0u1nzz5ctebjiimw9v5l">
+      <w:hyperlink w:history="1" r:id="rIdfzi_y6qbsny_hevvftwfv">
         <w:r>
           <w:rPr>
             <w:rStyle w:val="Hyperlink"/>

--- a/docs/developpement/phases/word/PHASE_26_CLICK_COLLECT_NEUTRE_EXPORT_COMPTABLE_DANS_LA_BASE_ASSIETTE_DE_LA_COMM.docx
+++ b/docs/developpement/phases/word/PHASE_26_CLICK_COLLECT_NEUTRE_EXPORT_COMPTABLE_DANS_LA_BASE_ASSIETTE_DE_LA_COMM.docx
@@ -20,7 +20,7 @@
       <w:r>
         <w:t xml:space="preserve">FlaiX Expert · dossier de développement · généré le 2026-10-19 depuis le dépôt </w:t>
       </w:r>
-      <w:hyperlink w:history="1" r:id="rIdkyvjraxrriry2ku-v_q2c">
+      <w:hyperlink w:history="1" r:id="rIdcbbkhg1l-ckqfj8ym8oth">
         <w:r>
           <w:rPr>
             <w:rStyle w:val="Hyperlink"/>
@@ -532,7 +532,7 @@
           <w:numId w:val="3"/>
         </w:numPr>
       </w:pPr>
-      <w:hyperlink w:history="1" r:id="rIdcp52fgfarlvnwyjxwgqts">
+      <w:hyperlink w:history="1" r:id="rId0-af5ftztfxqadmjbrjsk">
         <w:r>
           <w:rPr>
             <w:rStyle w:val="Hyperlink"/>
@@ -552,7 +552,7 @@
           <w:numId w:val="3"/>
         </w:numPr>
       </w:pPr>
-      <w:hyperlink w:history="1" r:id="rIdxqhs9_pesyoim7dqtmpvf">
+      <w:hyperlink w:history="1" r:id="rIdum7qzhlnu2ybrj3m78cch">
         <w:r>
           <w:rPr>
             <w:rStyle w:val="Hyperlink"/>
@@ -600,7 +600,7 @@
       <w:r>
         <w:t xml:space="preserve"> — créé — </w:t>
       </w:r>
-      <w:hyperlink w:history="1" r:id="rIdtf98xe5bemnu3inv3rznb">
+      <w:hyperlink w:history="1" r:id="rId9nsrnbhx8jyhn3sse38ml">
         <w:r>
           <w:rPr>
             <w:rStyle w:val="Hyperlink"/>
@@ -637,7 +637,7 @@
       <w:r>
         <w:t xml:space="preserve"> — modifié — </w:t>
       </w:r>
-      <w:hyperlink w:history="1" r:id="rIdy2wl-k8wuwrbindkoufan">
+      <w:hyperlink w:history="1" r:id="rId4hxxoalhdizhwknzcdntb">
         <w:r>
           <w:rPr>
             <w:rStyle w:val="Hyperlink"/>
@@ -666,7 +666,7 @@
       <w:r>
         <w:t xml:space="preserve"> — modifié — </w:t>
       </w:r>
-      <w:hyperlink w:history="1" r:id="rIdzcenzieh2ey529ytjeqcd">
+      <w:hyperlink w:history="1" r:id="rIddgzkege6ocd2bkmjubrya">
         <w:r>
           <w:rPr>
             <w:rStyle w:val="Hyperlink"/>
@@ -703,7 +703,7 @@
       <w:r>
         <w:t xml:space="preserve"> — modifié — </w:t>
       </w:r>
-      <w:hyperlink w:history="1" r:id="rIdrpd7nst1suhhev0nxbiuf">
+      <w:hyperlink w:history="1" r:id="rId7ujsyj9lr5iboyst-vdm_">
         <w:r>
           <w:rPr>
             <w:rStyle w:val="Hyperlink"/>
@@ -732,7 +732,7 @@
       <w:r>
         <w:t xml:space="preserve"> — modifié — </w:t>
       </w:r>
-      <w:hyperlink w:history="1" r:id="rId7cvkwcabfz2or0a7jrx3i">
+      <w:hyperlink w:history="1" r:id="rIdneqti0mzspmbwvxpgzdte">
         <w:r>
           <w:rPr>
             <w:rStyle w:val="Hyperlink"/>
@@ -761,7 +761,7 @@
       <w:r>
         <w:t xml:space="preserve"> — modifié — </w:t>
       </w:r>
-      <w:hyperlink w:history="1" r:id="rIdcc-2_buiaeohdd73yjlxt">
+      <w:hyperlink w:history="1" r:id="rIdxl_79__queu_lug3b6mqs">
         <w:r>
           <w:rPr>
             <w:rStyle w:val="Hyperlink"/>
@@ -798,7 +798,7 @@
       <w:r>
         <w:t xml:space="preserve"> — modifié — </w:t>
       </w:r>
-      <w:hyperlink w:history="1" r:id="rIdqwq43ukebual1habtukqt">
+      <w:hyperlink w:history="1" r:id="rIdeneadfpsfns9zwvyei7ao">
         <w:r>
           <w:rPr>
             <w:rStyle w:val="Hyperlink"/>
@@ -835,7 +835,7 @@
       <w:r>
         <w:t xml:space="preserve"> — modifié — </w:t>
       </w:r>
-      <w:hyperlink w:history="1" r:id="rIdmxucttaps6qj0j-8t_uk5">
+      <w:hyperlink w:history="1" r:id="rIdjdgos5cknbunssvmodnrx">
         <w:r>
           <w:rPr>
             <w:rStyle w:val="Hyperlink"/>
@@ -864,7 +864,7 @@
       <w:r>
         <w:t xml:space="preserve"> — modifié — </w:t>
       </w:r>
-      <w:hyperlink w:history="1" r:id="rIdtnje9iwhchquqdsc-eju0">
+      <w:hyperlink w:history="1" r:id="rIdscao8wuwkcaqbblc5gf1_">
         <w:r>
           <w:rPr>
             <w:rStyle w:val="Hyperlink"/>
@@ -893,7 +893,7 @@
       <w:r>
         <w:t xml:space="preserve"> — modifié — </w:t>
       </w:r>
-      <w:hyperlink w:history="1" r:id="rIdijp3y7ovh-ppmadfoditl">
+      <w:hyperlink w:history="1" r:id="rIdd0aqcareod62xbsl8357c">
         <w:r>
           <w:rPr>
             <w:rStyle w:val="Hyperlink"/>
@@ -930,7 +930,7 @@
       <w:r>
         <w:t xml:space="preserve"> — modifié — </w:t>
       </w:r>
-      <w:hyperlink w:history="1" r:id="rIdn_ezbaw2rxnyumw3xsmb_">
+      <w:hyperlink w:history="1" r:id="rIdk38unyr2a6i4e_dpro5gp">
         <w:r>
           <w:rPr>
             <w:rStyle w:val="Hyperlink"/>
@@ -959,7 +959,7 @@
       <w:r>
         <w:t xml:space="preserve"> — modifié — </w:t>
       </w:r>
-      <w:hyperlink w:history="1" r:id="rIdfzi_y6qbsny_hevvftwfv">
+      <w:hyperlink w:history="1" r:id="rIdg_iyhvncgrwtcs4u5lahb">
         <w:r>
           <w:rPr>
             <w:rStyle w:val="Hyperlink"/>

--- a/docs/developpement/phases/word/PHASE_26_CLICK_COLLECT_NEUTRE_EXPORT_COMPTABLE_DANS_LA_BASE_ASSIETTE_DE_LA_COMM.docx
+++ b/docs/developpement/phases/word/PHASE_26_CLICK_COLLECT_NEUTRE_EXPORT_COMPTABLE_DANS_LA_BASE_ASSIETTE_DE_LA_COMM.docx
@@ -18,9 +18,9 @@
         <w:shd w:fill="F6F3FF" w:color="auto" w:val="clear"/>
       </w:pPr>
       <w:r>
-        <w:t xml:space="preserve">FlaiX Expert · dossier de développement · généré le 2026-10-19 depuis le dépôt </w:t>
-      </w:r>
-      <w:hyperlink w:history="1" r:id="rIdcbbkhg1l-ckqfj8ym8oth">
+        <w:t xml:space="preserve">FlaiX Expert · dossier de développement · généré le 2026-10-21 depuis le dépôt </w:t>
+      </w:r>
+      <w:hyperlink w:history="1" r:id="rId8ihwi6nk12ovmjkbyjo0n">
         <w:r>
           <w:rPr>
             <w:rStyle w:val="Hyperlink"/>
@@ -532,7 +532,7 @@
           <w:numId w:val="3"/>
         </w:numPr>
       </w:pPr>
-      <w:hyperlink w:history="1" r:id="rId0-af5ftztfxqadmjbrjsk">
+      <w:hyperlink w:history="1" r:id="rIdem8fl1xahz3op161jvu1m">
         <w:r>
           <w:rPr>
             <w:rStyle w:val="Hyperlink"/>
@@ -552,7 +552,7 @@
           <w:numId w:val="3"/>
         </w:numPr>
       </w:pPr>
-      <w:hyperlink w:history="1" r:id="rIdum7qzhlnu2ybrj3m78cch">
+      <w:hyperlink w:history="1" r:id="rIdq0y2pevsxeicydbawnziz">
         <w:r>
           <w:rPr>
             <w:rStyle w:val="Hyperlink"/>
@@ -600,7 +600,7 @@
       <w:r>
         <w:t xml:space="preserve"> — créé — </w:t>
       </w:r>
-      <w:hyperlink w:history="1" r:id="rId9nsrnbhx8jyhn3sse38ml">
+      <w:hyperlink w:history="1" r:id="rIdh4a7q8jmgzdbu74cghrvw">
         <w:r>
           <w:rPr>
             <w:rStyle w:val="Hyperlink"/>
@@ -637,7 +637,7 @@
       <w:r>
         <w:t xml:space="preserve"> — modifié — </w:t>
       </w:r>
-      <w:hyperlink w:history="1" r:id="rId4hxxoalhdizhwknzcdntb">
+      <w:hyperlink w:history="1" r:id="rIdxp6uex3owqay3c78rfc3m">
         <w:r>
           <w:rPr>
             <w:rStyle w:val="Hyperlink"/>
@@ -666,7 +666,7 @@
       <w:r>
         <w:t xml:space="preserve"> — modifié — </w:t>
       </w:r>
-      <w:hyperlink w:history="1" r:id="rIddgzkege6ocd2bkmjubrya">
+      <w:hyperlink w:history="1" r:id="rIdqcmgqk2hfj9xwlehmfhuy">
         <w:r>
           <w:rPr>
             <w:rStyle w:val="Hyperlink"/>
@@ -703,7 +703,7 @@
       <w:r>
         <w:t xml:space="preserve"> — modifié — </w:t>
       </w:r>
-      <w:hyperlink w:history="1" r:id="rId7ujsyj9lr5iboyst-vdm_">
+      <w:hyperlink w:history="1" r:id="rIdep1ekk-wd-bpsf5jxoent">
         <w:r>
           <w:rPr>
             <w:rStyle w:val="Hyperlink"/>
@@ -732,7 +732,7 @@
       <w:r>
         <w:t xml:space="preserve"> — modifié — </w:t>
       </w:r>
-      <w:hyperlink w:history="1" r:id="rIdneqti0mzspmbwvxpgzdte">
+      <w:hyperlink w:history="1" r:id="rIdzfndt6b2dh5qien-ohyvl">
         <w:r>
           <w:rPr>
             <w:rStyle w:val="Hyperlink"/>
@@ -761,7 +761,7 @@
       <w:r>
         <w:t xml:space="preserve"> — modifié — </w:t>
       </w:r>
-      <w:hyperlink w:history="1" r:id="rIdxl_79__queu_lug3b6mqs">
+      <w:hyperlink w:history="1" r:id="rIdv7aygja-gcu5zrxos7ixl">
         <w:r>
           <w:rPr>
             <w:rStyle w:val="Hyperlink"/>
@@ -798,7 +798,7 @@
       <w:r>
         <w:t xml:space="preserve"> — modifié — </w:t>
       </w:r>
-      <w:hyperlink w:history="1" r:id="rIdeneadfpsfns9zwvyei7ao">
+      <w:hyperlink w:history="1" r:id="rIddc36spfbxdk-g1mjfkwjf">
         <w:r>
           <w:rPr>
             <w:rStyle w:val="Hyperlink"/>
@@ -835,7 +835,7 @@
       <w:r>
         <w:t xml:space="preserve"> — modifié — </w:t>
       </w:r>
-      <w:hyperlink w:history="1" r:id="rIdjdgos5cknbunssvmodnrx">
+      <w:hyperlink w:history="1" r:id="rId5qiwh496svwjiclx7nm4l">
         <w:r>
           <w:rPr>
             <w:rStyle w:val="Hyperlink"/>
@@ -864,7 +864,7 @@
       <w:r>
         <w:t xml:space="preserve"> — modifié — </w:t>
       </w:r>
-      <w:hyperlink w:history="1" r:id="rIdscao8wuwkcaqbblc5gf1_">
+      <w:hyperlink w:history="1" r:id="rIdf7d1kvoeu-qkgq1ec1c0y">
         <w:r>
           <w:rPr>
             <w:rStyle w:val="Hyperlink"/>
@@ -893,7 +893,7 @@
       <w:r>
         <w:t xml:space="preserve"> — modifié — </w:t>
       </w:r>
-      <w:hyperlink w:history="1" r:id="rIdd0aqcareod62xbsl8357c">
+      <w:hyperlink w:history="1" r:id="rIdrvtqcrpmlnt0de9z0qvfs">
         <w:r>
           <w:rPr>
             <w:rStyle w:val="Hyperlink"/>
@@ -930,7 +930,7 @@
       <w:r>
         <w:t xml:space="preserve"> — modifié — </w:t>
       </w:r>
-      <w:hyperlink w:history="1" r:id="rIdk38unyr2a6i4e_dpro5gp">
+      <w:hyperlink w:history="1" r:id="rIdnuruoycokimzg5wk_0fqr">
         <w:r>
           <w:rPr>
             <w:rStyle w:val="Hyperlink"/>
@@ -959,7 +959,7 @@
       <w:r>
         <w:t xml:space="preserve"> — modifié — </w:t>
       </w:r>
-      <w:hyperlink w:history="1" r:id="rIdg_iyhvncgrwtcs4u5lahb">
+      <w:hyperlink w:history="1" r:id="rIdambhwmx35he_pr_qbwtb0">
         <w:r>
           <w:rPr>
             <w:rStyle w:val="Hyperlink"/>

--- a/docs/developpement/phases/word/PHASE_26_CLICK_COLLECT_NEUTRE_EXPORT_COMPTABLE_DANS_LA_BASE_ASSIETTE_DE_LA_COMM.docx
+++ b/docs/developpement/phases/word/PHASE_26_CLICK_COLLECT_NEUTRE_EXPORT_COMPTABLE_DANS_LA_BASE_ASSIETTE_DE_LA_COMM.docx
@@ -20,7 +20,7 @@
       <w:r>
         <w:t xml:space="preserve">FlaiX Expert · dossier de développement · généré le 2026-10-21 depuis le dépôt </w:t>
       </w:r>
-      <w:hyperlink w:history="1" r:id="rId8ihwi6nk12ovmjkbyjo0n">
+      <w:hyperlink w:history="1" r:id="rId4r4jgbaqjlpx2nkwi1emv">
         <w:r>
           <w:rPr>
             <w:rStyle w:val="Hyperlink"/>
@@ -532,7 +532,7 @@
           <w:numId w:val="3"/>
         </w:numPr>
       </w:pPr>
-      <w:hyperlink w:history="1" r:id="rIdem8fl1xahz3op161jvu1m">
+      <w:hyperlink w:history="1" r:id="rIdhibcl4mgfsd-9i89vl-ok">
         <w:r>
           <w:rPr>
             <w:rStyle w:val="Hyperlink"/>
@@ -552,7 +552,7 @@
           <w:numId w:val="3"/>
         </w:numPr>
       </w:pPr>
-      <w:hyperlink w:history="1" r:id="rIdq0y2pevsxeicydbawnziz">
+      <w:hyperlink w:history="1" r:id="rId_jlwsdrwk5kjvaitpvqsq">
         <w:r>
           <w:rPr>
             <w:rStyle w:val="Hyperlink"/>
@@ -600,7 +600,7 @@
       <w:r>
         <w:t xml:space="preserve"> — créé — </w:t>
       </w:r>
-      <w:hyperlink w:history="1" r:id="rIdh4a7q8jmgzdbu74cghrvw">
+      <w:hyperlink w:history="1" r:id="rIddjs7-wmg15zyb_neebx0e">
         <w:r>
           <w:rPr>
             <w:rStyle w:val="Hyperlink"/>
@@ -637,7 +637,7 @@
       <w:r>
         <w:t xml:space="preserve"> — modifié — </w:t>
       </w:r>
-      <w:hyperlink w:history="1" r:id="rIdxp6uex3owqay3c78rfc3m">
+      <w:hyperlink w:history="1" r:id="rId66le0wzyt_lrtkpep62cq">
         <w:r>
           <w:rPr>
             <w:rStyle w:val="Hyperlink"/>
@@ -666,7 +666,7 @@
       <w:r>
         <w:t xml:space="preserve"> — modifié — </w:t>
       </w:r>
-      <w:hyperlink w:history="1" r:id="rIdqcmgqk2hfj9xwlehmfhuy">
+      <w:hyperlink w:history="1" r:id="rIdrrd7nzj6e77mcem0qajpc">
         <w:r>
           <w:rPr>
             <w:rStyle w:val="Hyperlink"/>
@@ -703,7 +703,7 @@
       <w:r>
         <w:t xml:space="preserve"> — modifié — </w:t>
       </w:r>
-      <w:hyperlink w:history="1" r:id="rIdep1ekk-wd-bpsf5jxoent">
+      <w:hyperlink w:history="1" r:id="rIdcceevoojnpeuifhrlo0lc">
         <w:r>
           <w:rPr>
             <w:rStyle w:val="Hyperlink"/>
@@ -732,7 +732,7 @@
       <w:r>
         <w:t xml:space="preserve"> — modifié — </w:t>
       </w:r>
-      <w:hyperlink w:history="1" r:id="rIdzfndt6b2dh5qien-ohyvl">
+      <w:hyperlink w:history="1" r:id="rIdfh1e6lcieooyr8dhgcof2">
         <w:r>
           <w:rPr>
             <w:rStyle w:val="Hyperlink"/>
@@ -761,7 +761,7 @@
       <w:r>
         <w:t xml:space="preserve"> — modifié — </w:t>
       </w:r>
-      <w:hyperlink w:history="1" r:id="rIdv7aygja-gcu5zrxos7ixl">
+      <w:hyperlink w:history="1" r:id="rIdsaghceolsv4mjw_gve-ow">
         <w:r>
           <w:rPr>
             <w:rStyle w:val="Hyperlink"/>
@@ -798,7 +798,7 @@
       <w:r>
         <w:t xml:space="preserve"> — modifié — </w:t>
       </w:r>
-      <w:hyperlink w:history="1" r:id="rIddc36spfbxdk-g1mjfkwjf">
+      <w:hyperlink w:history="1" r:id="rId6fsjmmv-ajrcm5whskqot">
         <w:r>
           <w:rPr>
             <w:rStyle w:val="Hyperlink"/>
@@ -835,7 +835,7 @@
       <w:r>
         <w:t xml:space="preserve"> — modifié — </w:t>
       </w:r>
-      <w:hyperlink w:history="1" r:id="rId5qiwh496svwjiclx7nm4l">
+      <w:hyperlink w:history="1" r:id="rIdu20q77gq3-khroadokrqh">
         <w:r>
           <w:rPr>
             <w:rStyle w:val="Hyperlink"/>
@@ -864,7 +864,7 @@
       <w:r>
         <w:t xml:space="preserve"> — modifié — </w:t>
       </w:r>
-      <w:hyperlink w:history="1" r:id="rIdf7d1kvoeu-qkgq1ec1c0y">
+      <w:hyperlink w:history="1" r:id="rIdqh45idtqkac-tfypghrs4">
         <w:r>
           <w:rPr>
             <w:rStyle w:val="Hyperlink"/>
@@ -893,7 +893,7 @@
       <w:r>
         <w:t xml:space="preserve"> — modifié — </w:t>
       </w:r>
-      <w:hyperlink w:history="1" r:id="rIdrvtqcrpmlnt0de9z0qvfs">
+      <w:hyperlink w:history="1" r:id="rIdi00fyebzsuy9wfd6cqvcw">
         <w:r>
           <w:rPr>
             <w:rStyle w:val="Hyperlink"/>
@@ -930,7 +930,7 @@
       <w:r>
         <w:t xml:space="preserve"> — modifié — </w:t>
       </w:r>
-      <w:hyperlink w:history="1" r:id="rIdnuruoycokimzg5wk_0fqr">
+      <w:hyperlink w:history="1" r:id="rIdwccy9626i5lrm8oqdr_4t">
         <w:r>
           <w:rPr>
             <w:rStyle w:val="Hyperlink"/>
@@ -959,7 +959,7 @@
       <w:r>
         <w:t xml:space="preserve"> — modifié — </w:t>
       </w:r>
-      <w:hyperlink w:history="1" r:id="rIdambhwmx35he_pr_qbwtb0">
+      <w:hyperlink w:history="1" r:id="rId8n-ig_7wadb9lymiesnl4">
         <w:r>
           <w:rPr>
             <w:rStyle w:val="Hyperlink"/>

--- a/docs/developpement/phases/word/PHASE_26_CLICK_COLLECT_NEUTRE_EXPORT_COMPTABLE_DANS_LA_BASE_ASSIETTE_DE_LA_COMM.docx
+++ b/docs/developpement/phases/word/PHASE_26_CLICK_COLLECT_NEUTRE_EXPORT_COMPTABLE_DANS_LA_BASE_ASSIETTE_DE_LA_COMM.docx
@@ -18,9 +18,9 @@
         <w:shd w:fill="F6F3FF" w:color="auto" w:val="clear"/>
       </w:pPr>
       <w:r>
-        <w:t xml:space="preserve">FlaiX Expert · dossier de développement · généré le 2026-10-21 depuis le dépôt </w:t>
-      </w:r>
-      <w:hyperlink w:history="1" r:id="rId4r4jgbaqjlpx2nkwi1emv">
+        <w:t xml:space="preserve">FlaiX Expert · dossier de développement · généré le 2026-10-23 depuis le dépôt </w:t>
+      </w:r>
+      <w:hyperlink w:history="1" r:id="rIdf694bouvlx7gfy9etzxbv">
         <w:r>
           <w:rPr>
             <w:rStyle w:val="Hyperlink"/>
@@ -532,7 +532,7 @@
           <w:numId w:val="3"/>
         </w:numPr>
       </w:pPr>
-      <w:hyperlink w:history="1" r:id="rIdhibcl4mgfsd-9i89vl-ok">
+      <w:hyperlink w:history="1" r:id="rIdzocmzhkfbjdt7mpu-woh7">
         <w:r>
           <w:rPr>
             <w:rStyle w:val="Hyperlink"/>
@@ -552,7 +552,7 @@
           <w:numId w:val="3"/>
         </w:numPr>
       </w:pPr>
-      <w:hyperlink w:history="1" r:id="rId_jlwsdrwk5kjvaitpvqsq">
+      <w:hyperlink w:history="1" r:id="rIdw-qu8jlnubwlss73cusps">
         <w:r>
           <w:rPr>
             <w:rStyle w:val="Hyperlink"/>
@@ -600,7 +600,7 @@
       <w:r>
         <w:t xml:space="preserve"> — créé — </w:t>
       </w:r>
-      <w:hyperlink w:history="1" r:id="rIddjs7-wmg15zyb_neebx0e">
+      <w:hyperlink w:history="1" r:id="rIdagd06sj_wyjcfogpqzjvy">
         <w:r>
           <w:rPr>
             <w:rStyle w:val="Hyperlink"/>
@@ -637,7 +637,7 @@
       <w:r>
         <w:t xml:space="preserve"> — modifié — </w:t>
       </w:r>
-      <w:hyperlink w:history="1" r:id="rId66le0wzyt_lrtkpep62cq">
+      <w:hyperlink w:history="1" r:id="rIdbwoyp3kubhpfjowkrzt9b">
         <w:r>
           <w:rPr>
             <w:rStyle w:val="Hyperlink"/>
@@ -666,7 +666,7 @@
       <w:r>
         <w:t xml:space="preserve"> — modifié — </w:t>
       </w:r>
-      <w:hyperlink w:history="1" r:id="rIdrrd7nzj6e77mcem0qajpc">
+      <w:hyperlink w:history="1" r:id="rIdtheys7kte_eo1bsl9tik1">
         <w:r>
           <w:rPr>
             <w:rStyle w:val="Hyperlink"/>
@@ -703,7 +703,7 @@
       <w:r>
         <w:t xml:space="preserve"> — modifié — </w:t>
       </w:r>
-      <w:hyperlink w:history="1" r:id="rIdcceevoojnpeuifhrlo0lc">
+      <w:hyperlink w:history="1" r:id="rIdz-67pyka8h1glrlzceqpt">
         <w:r>
           <w:rPr>
             <w:rStyle w:val="Hyperlink"/>
@@ -732,7 +732,7 @@
       <w:r>
         <w:t xml:space="preserve"> — modifié — </w:t>
       </w:r>
-      <w:hyperlink w:history="1" r:id="rIdfh1e6lcieooyr8dhgcof2">
+      <w:hyperlink w:history="1" r:id="rIdnqlzxmtmgkqzlma89m-tq">
         <w:r>
           <w:rPr>
             <w:rStyle w:val="Hyperlink"/>
@@ -761,7 +761,7 @@
       <w:r>
         <w:t xml:space="preserve"> — modifié — </w:t>
       </w:r>
-      <w:hyperlink w:history="1" r:id="rIdsaghceolsv4mjw_gve-ow">
+      <w:hyperlink w:history="1" r:id="rId8axdxekabaamptunrzxfs">
         <w:r>
           <w:rPr>
             <w:rStyle w:val="Hyperlink"/>
@@ -798,7 +798,7 @@
       <w:r>
         <w:t xml:space="preserve"> — modifié — </w:t>
       </w:r>
-      <w:hyperlink w:history="1" r:id="rId6fsjmmv-ajrcm5whskqot">
+      <w:hyperlink w:history="1" r:id="rIdb2q-5acvaoemylnp8efnk">
         <w:r>
           <w:rPr>
             <w:rStyle w:val="Hyperlink"/>
@@ -835,7 +835,7 @@
       <w:r>
         <w:t xml:space="preserve"> — modifié — </w:t>
       </w:r>
-      <w:hyperlink w:history="1" r:id="rIdu20q77gq3-khroadokrqh">
+      <w:hyperlink w:history="1" r:id="rIdqxbvukqlpy_uecnhqtrx_">
         <w:r>
           <w:rPr>
             <w:rStyle w:val="Hyperlink"/>
@@ -864,7 +864,7 @@
       <w:r>
         <w:t xml:space="preserve"> — modifié — </w:t>
       </w:r>
-      <w:hyperlink w:history="1" r:id="rIdqh45idtqkac-tfypghrs4">
+      <w:hyperlink w:history="1" r:id="rId_erkpy7xsa7hqv2srqoin">
         <w:r>
           <w:rPr>
             <w:rStyle w:val="Hyperlink"/>
@@ -893,7 +893,7 @@
       <w:r>
         <w:t xml:space="preserve"> — modifié — </w:t>
       </w:r>
-      <w:hyperlink w:history="1" r:id="rIdi00fyebzsuy9wfd6cqvcw">
+      <w:hyperlink w:history="1" r:id="rIda_fj-p1fztqxkbkbubu6e">
         <w:r>
           <w:rPr>
             <w:rStyle w:val="Hyperlink"/>
@@ -930,7 +930,7 @@
       <w:r>
         <w:t xml:space="preserve"> — modifié — </w:t>
       </w:r>
-      <w:hyperlink w:history="1" r:id="rIdwccy9626i5lrm8oqdr_4t">
+      <w:hyperlink w:history="1" r:id="rId8yivler_vybk8r2ulbamw">
         <w:r>
           <w:rPr>
             <w:rStyle w:val="Hyperlink"/>
@@ -959,7 +959,7 @@
       <w:r>
         <w:t xml:space="preserve"> — modifié — </w:t>
       </w:r>
-      <w:hyperlink w:history="1" r:id="rId8n-ig_7wadb9lymiesnl4">
+      <w:hyperlink w:history="1" r:id="rIdhpg2jaihhjzlia2tchqat">
         <w:r>
           <w:rPr>
             <w:rStyle w:val="Hyperlink"/>

--- a/docs/developpement/phases/word/PHASE_26_CLICK_COLLECT_NEUTRE_EXPORT_COMPTABLE_DANS_LA_BASE_ASSIETTE_DE_LA_COMM.docx
+++ b/docs/developpement/phases/word/PHASE_26_CLICK_COLLECT_NEUTRE_EXPORT_COMPTABLE_DANS_LA_BASE_ASSIETTE_DE_LA_COMM.docx
@@ -18,9 +18,9 @@
         <w:shd w:fill="F6F3FF" w:color="auto" w:val="clear"/>
       </w:pPr>
       <w:r>
-        <w:t xml:space="preserve">FlaiX Expert · dossier de développement · généré le 2026-10-23 depuis le dépôt </w:t>
-      </w:r>
-      <w:hyperlink w:history="1" r:id="rIdf694bouvlx7gfy9etzxbv">
+        <w:t xml:space="preserve">FlaiX Expert · dossier de développement · généré le 2026-10-24 depuis le dépôt </w:t>
+      </w:r>
+      <w:hyperlink w:history="1" r:id="rIdgdn0oe9g73egvop5cmdmz">
         <w:r>
           <w:rPr>
             <w:rStyle w:val="Hyperlink"/>
@@ -532,7 +532,7 @@
           <w:numId w:val="3"/>
         </w:numPr>
       </w:pPr>
-      <w:hyperlink w:history="1" r:id="rIdzocmzhkfbjdt7mpu-woh7">
+      <w:hyperlink w:history="1" r:id="rIdepgekz4snug2y-ns9k5mg">
         <w:r>
           <w:rPr>
             <w:rStyle w:val="Hyperlink"/>
@@ -552,7 +552,7 @@
           <w:numId w:val="3"/>
         </w:numPr>
       </w:pPr>
-      <w:hyperlink w:history="1" r:id="rIdw-qu8jlnubwlss73cusps">
+      <w:hyperlink w:history="1" r:id="rId78tyk1lssgjkwn2cevjw5">
         <w:r>
           <w:rPr>
             <w:rStyle w:val="Hyperlink"/>
@@ -600,7 +600,7 @@
       <w:r>
         <w:t xml:space="preserve"> — créé — </w:t>
       </w:r>
-      <w:hyperlink w:history="1" r:id="rIdagd06sj_wyjcfogpqzjvy">
+      <w:hyperlink w:history="1" r:id="rIdacyacgzznfdaurqxfiqz4">
         <w:r>
           <w:rPr>
             <w:rStyle w:val="Hyperlink"/>
@@ -637,7 +637,7 @@
       <w:r>
         <w:t xml:space="preserve"> — modifié — </w:t>
       </w:r>
-      <w:hyperlink w:history="1" r:id="rIdbwoyp3kubhpfjowkrzt9b">
+      <w:hyperlink w:history="1" r:id="rIdlur_9pihxv-vl4rkyusgs">
         <w:r>
           <w:rPr>
             <w:rStyle w:val="Hyperlink"/>
@@ -666,7 +666,7 @@
       <w:r>
         <w:t xml:space="preserve"> — modifié — </w:t>
       </w:r>
-      <w:hyperlink w:history="1" r:id="rIdtheys7kte_eo1bsl9tik1">
+      <w:hyperlink w:history="1" r:id="rIdh088buo-zcbfcz_ndfh0a">
         <w:r>
           <w:rPr>
             <w:rStyle w:val="Hyperlink"/>
@@ -703,7 +703,7 @@
       <w:r>
         <w:t xml:space="preserve"> — modifié — </w:t>
       </w:r>
-      <w:hyperlink w:history="1" r:id="rIdz-67pyka8h1glrlzceqpt">
+      <w:hyperlink w:history="1" r:id="rIdkgrklhtakjpw1wjr1qdlr">
         <w:r>
           <w:rPr>
             <w:rStyle w:val="Hyperlink"/>
@@ -732,7 +732,7 @@
       <w:r>
         <w:t xml:space="preserve"> — modifié — </w:t>
       </w:r>
-      <w:hyperlink w:history="1" r:id="rIdnqlzxmtmgkqzlma89m-tq">
+      <w:hyperlink w:history="1" r:id="rIdg92v5vt1knk-2n33hl03r">
         <w:r>
           <w:rPr>
             <w:rStyle w:val="Hyperlink"/>
@@ -761,7 +761,7 @@
       <w:r>
         <w:t xml:space="preserve"> — modifié — </w:t>
       </w:r>
-      <w:hyperlink w:history="1" r:id="rId8axdxekabaamptunrzxfs">
+      <w:hyperlink w:history="1" r:id="rIdyt0j012lxs20qdujsciud">
         <w:r>
           <w:rPr>
             <w:rStyle w:val="Hyperlink"/>
@@ -798,7 +798,7 @@
       <w:r>
         <w:t xml:space="preserve"> — modifié — </w:t>
       </w:r>
-      <w:hyperlink w:history="1" r:id="rIdb2q-5acvaoemylnp8efnk">
+      <w:hyperlink w:history="1" r:id="rIdagtdxuiydupha0cxzp35j">
         <w:r>
           <w:rPr>
             <w:rStyle w:val="Hyperlink"/>
@@ -835,7 +835,7 @@
       <w:r>
         <w:t xml:space="preserve"> — modifié — </w:t>
       </w:r>
-      <w:hyperlink w:history="1" r:id="rIdqxbvukqlpy_uecnhqtrx_">
+      <w:hyperlink w:history="1" r:id="rIdc09xbrg6yeumblid9ds-g">
         <w:r>
           <w:rPr>
             <w:rStyle w:val="Hyperlink"/>
@@ -864,7 +864,7 @@
       <w:r>
         <w:t xml:space="preserve"> — modifié — </w:t>
       </w:r>
-      <w:hyperlink w:history="1" r:id="rId_erkpy7xsa7hqv2srqoin">
+      <w:hyperlink w:history="1" r:id="rIdto07flkgkydwb5lqn_gnb">
         <w:r>
           <w:rPr>
             <w:rStyle w:val="Hyperlink"/>
@@ -893,7 +893,7 @@
       <w:r>
         <w:t xml:space="preserve"> — modifié — </w:t>
       </w:r>
-      <w:hyperlink w:history="1" r:id="rIda_fj-p1fztqxkbkbubu6e">
+      <w:hyperlink w:history="1" r:id="rIdpsst_wu8fndtc4iwqcovi">
         <w:r>
           <w:rPr>
             <w:rStyle w:val="Hyperlink"/>
@@ -930,7 +930,7 @@
       <w:r>
         <w:t xml:space="preserve"> — modifié — </w:t>
       </w:r>
-      <w:hyperlink w:history="1" r:id="rId8yivler_vybk8r2ulbamw">
+      <w:hyperlink w:history="1" r:id="rIdsnenxwatsf7jyo8kqpbut">
         <w:r>
           <w:rPr>
             <w:rStyle w:val="Hyperlink"/>
@@ -959,7 +959,7 @@
       <w:r>
         <w:t xml:space="preserve"> — modifié — </w:t>
       </w:r>
-      <w:hyperlink w:history="1" r:id="rIdhpg2jaihhjzlia2tchqat">
+      <w:hyperlink w:history="1" r:id="rIde76ufyqwu3q-jtodpzidm">
         <w:r>
           <w:rPr>
             <w:rStyle w:val="Hyperlink"/>

--- a/docs/developpement/phases/word/PHASE_26_CLICK_COLLECT_NEUTRE_EXPORT_COMPTABLE_DANS_LA_BASE_ASSIETTE_DE_LA_COMM.docx
+++ b/docs/developpement/phases/word/PHASE_26_CLICK_COLLECT_NEUTRE_EXPORT_COMPTABLE_DANS_LA_BASE_ASSIETTE_DE_LA_COMM.docx
@@ -18,9 +18,9 @@
         <w:shd w:fill="F6F3FF" w:color="auto" w:val="clear"/>
       </w:pPr>
       <w:r>
-        <w:t xml:space="preserve">FlaiX Expert · dossier de développement · généré le 2026-10-24 depuis le dépôt </w:t>
-      </w:r>
-      <w:hyperlink w:history="1" r:id="rIdgdn0oe9g73egvop5cmdmz">
+        <w:t xml:space="preserve">FlaiX Expert · dossier de développement · généré le 2026-10-25 depuis le dépôt </w:t>
+      </w:r>
+      <w:hyperlink w:history="1" r:id="rId0tpaqglua_srhpcncgtud">
         <w:r>
           <w:rPr>
             <w:rStyle w:val="Hyperlink"/>
@@ -532,7 +532,7 @@
           <w:numId w:val="3"/>
         </w:numPr>
       </w:pPr>
-      <w:hyperlink w:history="1" r:id="rIdepgekz4snug2y-ns9k5mg">
+      <w:hyperlink w:history="1" r:id="rId3yp9pqxuxr4gb0g9dxvvg">
         <w:r>
           <w:rPr>
             <w:rStyle w:val="Hyperlink"/>
@@ -552,7 +552,7 @@
           <w:numId w:val="3"/>
         </w:numPr>
       </w:pPr>
-      <w:hyperlink w:history="1" r:id="rId78tyk1lssgjkwn2cevjw5">
+      <w:hyperlink w:history="1" r:id="rIdrrvibwvyd9zzo_8vwhbof">
         <w:r>
           <w:rPr>
             <w:rStyle w:val="Hyperlink"/>
@@ -600,7 +600,7 @@
       <w:r>
         <w:t xml:space="preserve"> — créé — </w:t>
       </w:r>
-      <w:hyperlink w:history="1" r:id="rIdacyacgzznfdaurqxfiqz4">
+      <w:hyperlink w:history="1" r:id="rIdpv4i1eoiy2qbzezz1h68l">
         <w:r>
           <w:rPr>
             <w:rStyle w:val="Hyperlink"/>
@@ -637,7 +637,7 @@
       <w:r>
         <w:t xml:space="preserve"> — modifié — </w:t>
       </w:r>
-      <w:hyperlink w:history="1" r:id="rIdlur_9pihxv-vl4rkyusgs">
+      <w:hyperlink w:history="1" r:id="rId_buvdqovxxbso3qoh_wrx">
         <w:r>
           <w:rPr>
             <w:rStyle w:val="Hyperlink"/>
@@ -666,7 +666,7 @@
       <w:r>
         <w:t xml:space="preserve"> — modifié — </w:t>
       </w:r>
-      <w:hyperlink w:history="1" r:id="rIdh088buo-zcbfcz_ndfh0a">
+      <w:hyperlink w:history="1" r:id="rIdn4qphnl8xjmtpzkjxodig">
         <w:r>
           <w:rPr>
             <w:rStyle w:val="Hyperlink"/>
@@ -703,7 +703,7 @@
       <w:r>
         <w:t xml:space="preserve"> — modifié — </w:t>
       </w:r>
-      <w:hyperlink w:history="1" r:id="rIdkgrklhtakjpw1wjr1qdlr">
+      <w:hyperlink w:history="1" r:id="rIdhvirjunt6qui_ct5mqtjn">
         <w:r>
           <w:rPr>
             <w:rStyle w:val="Hyperlink"/>
@@ -732,7 +732,7 @@
       <w:r>
         <w:t xml:space="preserve"> — modifié — </w:t>
       </w:r>
-      <w:hyperlink w:history="1" r:id="rIdg92v5vt1knk-2n33hl03r">
+      <w:hyperlink w:history="1" r:id="rId8kni-f6uwvt25nolgfk9k">
         <w:r>
           <w:rPr>
             <w:rStyle w:val="Hyperlink"/>
@@ -761,7 +761,7 @@
       <w:r>
         <w:t xml:space="preserve"> — modifié — </w:t>
       </w:r>
-      <w:hyperlink w:history="1" r:id="rIdyt0j012lxs20qdujsciud">
+      <w:hyperlink w:history="1" r:id="rIda_npv5yd1kotyfqomo_di">
         <w:r>
           <w:rPr>
             <w:rStyle w:val="Hyperlink"/>
@@ -798,7 +798,7 @@
       <w:r>
         <w:t xml:space="preserve"> — modifié — </w:t>
       </w:r>
-      <w:hyperlink w:history="1" r:id="rIdagtdxuiydupha0cxzp35j">
+      <w:hyperlink w:history="1" r:id="rIdt56v1dwnlneeagvkzp5od">
         <w:r>
           <w:rPr>
             <w:rStyle w:val="Hyperlink"/>
@@ -835,7 +835,7 @@
       <w:r>
         <w:t xml:space="preserve"> — modifié — </w:t>
       </w:r>
-      <w:hyperlink w:history="1" r:id="rIdc09xbrg6yeumblid9ds-g">
+      <w:hyperlink w:history="1" r:id="rIdslc2thwckizxqoznkv34d">
         <w:r>
           <w:rPr>
             <w:rStyle w:val="Hyperlink"/>
@@ -864,7 +864,7 @@
       <w:r>
         <w:t xml:space="preserve"> — modifié — </w:t>
       </w:r>
-      <w:hyperlink w:history="1" r:id="rIdto07flkgkydwb5lqn_gnb">
+      <w:hyperlink w:history="1" r:id="rIdctya6p1qyhxejgw2ygboo">
         <w:r>
           <w:rPr>
             <w:rStyle w:val="Hyperlink"/>
@@ -893,7 +893,7 @@
       <w:r>
         <w:t xml:space="preserve"> — modifié — </w:t>
       </w:r>
-      <w:hyperlink w:history="1" r:id="rIdpsst_wu8fndtc4iwqcovi">
+      <w:hyperlink w:history="1" r:id="rIdjxm5onu9lkzcv9vvz73qu">
         <w:r>
           <w:rPr>
             <w:rStyle w:val="Hyperlink"/>
@@ -930,7 +930,7 @@
       <w:r>
         <w:t xml:space="preserve"> — modifié — </w:t>
       </w:r>
-      <w:hyperlink w:history="1" r:id="rIdsnenxwatsf7jyo8kqpbut">
+      <w:hyperlink w:history="1" r:id="rIdc2s6uwqdxic9xnw_tou7q">
         <w:r>
           <w:rPr>
             <w:rStyle w:val="Hyperlink"/>
@@ -959,7 +959,7 @@
       <w:r>
         <w:t xml:space="preserve"> — modifié — </w:t>
       </w:r>
-      <w:hyperlink w:history="1" r:id="rIde76ufyqwu3q-jtodpzidm">
+      <w:hyperlink w:history="1" r:id="rIdom_vmo7sdcyfzodfjfcbm">
         <w:r>
           <w:rPr>
             <w:rStyle w:val="Hyperlink"/>

--- a/docs/developpement/phases/word/PHASE_26_CLICK_COLLECT_NEUTRE_EXPORT_COMPTABLE_DANS_LA_BASE_ASSIETTE_DE_LA_COMM.docx
+++ b/docs/developpement/phases/word/PHASE_26_CLICK_COLLECT_NEUTRE_EXPORT_COMPTABLE_DANS_LA_BASE_ASSIETTE_DE_LA_COMM.docx
@@ -20,7 +20,7 @@
       <w:r>
         <w:t xml:space="preserve">FlaiX Expert · dossier de développement · généré le 2026-10-25 depuis le dépôt </w:t>
       </w:r>
-      <w:hyperlink w:history="1" r:id="rId0tpaqglua_srhpcncgtud">
+      <w:hyperlink w:history="1" r:id="rIdxld3yupfbmvzgotlbx_8y">
         <w:r>
           <w:rPr>
             <w:rStyle w:val="Hyperlink"/>
@@ -532,7 +532,7 @@
           <w:numId w:val="3"/>
         </w:numPr>
       </w:pPr>
-      <w:hyperlink w:history="1" r:id="rId3yp9pqxuxr4gb0g9dxvvg">
+      <w:hyperlink w:history="1" r:id="rIdhznwotsa_rkrm0f5j0rye">
         <w:r>
           <w:rPr>
             <w:rStyle w:val="Hyperlink"/>
@@ -552,7 +552,7 @@
           <w:numId w:val="3"/>
         </w:numPr>
       </w:pPr>
-      <w:hyperlink w:history="1" r:id="rIdrrvibwvyd9zzo_8vwhbof">
+      <w:hyperlink w:history="1" r:id="rIdw1h6mtkcvlt1g-f2tjofh">
         <w:r>
           <w:rPr>
             <w:rStyle w:val="Hyperlink"/>
@@ -600,7 +600,7 @@
       <w:r>
         <w:t xml:space="preserve"> — créé — </w:t>
       </w:r>
-      <w:hyperlink w:history="1" r:id="rIdpv4i1eoiy2qbzezz1h68l">
+      <w:hyperlink w:history="1" r:id="rId73lt29w0nkgtisyd51ann">
         <w:r>
           <w:rPr>
             <w:rStyle w:val="Hyperlink"/>
@@ -637,7 +637,7 @@
       <w:r>
         <w:t xml:space="preserve"> — modifié — </w:t>
       </w:r>
-      <w:hyperlink w:history="1" r:id="rId_buvdqovxxbso3qoh_wrx">
+      <w:hyperlink w:history="1" r:id="rIde_46ecopsltgem36o2wzg">
         <w:r>
           <w:rPr>
             <w:rStyle w:val="Hyperlink"/>
@@ -666,7 +666,7 @@
       <w:r>
         <w:t xml:space="preserve"> — modifié — </w:t>
       </w:r>
-      <w:hyperlink w:history="1" r:id="rIdn4qphnl8xjmtpzkjxodig">
+      <w:hyperlink w:history="1" r:id="rIdoltbhlytpv8pqpcrh4hxi">
         <w:r>
           <w:rPr>
             <w:rStyle w:val="Hyperlink"/>
@@ -703,7 +703,7 @@
       <w:r>
         <w:t xml:space="preserve"> — modifié — </w:t>
       </w:r>
-      <w:hyperlink w:history="1" r:id="rIdhvirjunt6qui_ct5mqtjn">
+      <w:hyperlink w:history="1" r:id="rId3hpiez3ue4zttdr_my639">
         <w:r>
           <w:rPr>
             <w:rStyle w:val="Hyperlink"/>
@@ -732,7 +732,7 @@
       <w:r>
         <w:t xml:space="preserve"> — modifié — </w:t>
       </w:r>
-      <w:hyperlink w:history="1" r:id="rId8kni-f6uwvt25nolgfk9k">
+      <w:hyperlink w:history="1" r:id="rIdyvdfycqa7ormf5r2kmlou">
         <w:r>
           <w:rPr>
             <w:rStyle w:val="Hyperlink"/>
@@ -761,7 +761,7 @@
       <w:r>
         <w:t xml:space="preserve"> — modifié — </w:t>
       </w:r>
-      <w:hyperlink w:history="1" r:id="rIda_npv5yd1kotyfqomo_di">
+      <w:hyperlink w:history="1" r:id="rId5agxzax4d39rm2zmu2uz5">
         <w:r>
           <w:rPr>
             <w:rStyle w:val="Hyperlink"/>
@@ -798,7 +798,7 @@
       <w:r>
         <w:t xml:space="preserve"> — modifié — </w:t>
       </w:r>
-      <w:hyperlink w:history="1" r:id="rIdt56v1dwnlneeagvkzp5od">
+      <w:hyperlink w:history="1" r:id="rIdgzdrgbvwclzqic8qwibku">
         <w:r>
           <w:rPr>
             <w:rStyle w:val="Hyperlink"/>
@@ -835,7 +835,7 @@
       <w:r>
         <w:t xml:space="preserve"> — modifié — </w:t>
       </w:r>
-      <w:hyperlink w:history="1" r:id="rIdslc2thwckizxqoznkv34d">
+      <w:hyperlink w:history="1" r:id="rIdpx5qv3gtxaldekrgnlay9">
         <w:r>
           <w:rPr>
             <w:rStyle w:val="Hyperlink"/>
@@ -864,7 +864,7 @@
       <w:r>
         <w:t xml:space="preserve"> — modifié — </w:t>
       </w:r>
-      <w:hyperlink w:history="1" r:id="rIdctya6p1qyhxejgw2ygboo">
+      <w:hyperlink w:history="1" r:id="rIdszm_fytasouczxk3svesy">
         <w:r>
           <w:rPr>
             <w:rStyle w:val="Hyperlink"/>
@@ -893,7 +893,7 @@
       <w:r>
         <w:t xml:space="preserve"> — modifié — </w:t>
       </w:r>
-      <w:hyperlink w:history="1" r:id="rIdjxm5onu9lkzcv9vvz73qu">
+      <w:hyperlink w:history="1" r:id="rIdcy3pprfmmcwhm3jfnjoer">
         <w:r>
           <w:rPr>
             <w:rStyle w:val="Hyperlink"/>
@@ -930,7 +930,7 @@
       <w:r>
         <w:t xml:space="preserve"> — modifié — </w:t>
       </w:r>
-      <w:hyperlink w:history="1" r:id="rIdc2s6uwqdxic9xnw_tou7q">
+      <w:hyperlink w:history="1" r:id="rIdwnnzpu8wbdeztwum6kovi">
         <w:r>
           <w:rPr>
             <w:rStyle w:val="Hyperlink"/>
@@ -959,7 +959,7 @@
       <w:r>
         <w:t xml:space="preserve"> — modifié — </w:t>
       </w:r>
-      <w:hyperlink w:history="1" r:id="rIdom_vmo7sdcyfzodfjfcbm">
+      <w:hyperlink w:history="1" r:id="rId1ejipopyidpeym6pddk90">
         <w:r>
           <w:rPr>
             <w:rStyle w:val="Hyperlink"/>

--- a/docs/developpement/phases/word/PHASE_26_CLICK_COLLECT_NEUTRE_EXPORT_COMPTABLE_DANS_LA_BASE_ASSIETTE_DE_LA_COMM.docx
+++ b/docs/developpement/phases/word/PHASE_26_CLICK_COLLECT_NEUTRE_EXPORT_COMPTABLE_DANS_LA_BASE_ASSIETTE_DE_LA_COMM.docx
@@ -20,7 +20,7 @@
       <w:r>
         <w:t xml:space="preserve">FlaiX Expert · dossier de développement · généré le 2026-10-25 depuis le dépôt </w:t>
       </w:r>
-      <w:hyperlink w:history="1" r:id="rIdxld3yupfbmvzgotlbx_8y">
+      <w:hyperlink w:history="1" r:id="rIdp3dh8bnmpyirtlakufycu">
         <w:r>
           <w:rPr>
             <w:rStyle w:val="Hyperlink"/>
@@ -532,7 +532,7 @@
           <w:numId w:val="3"/>
         </w:numPr>
       </w:pPr>
-      <w:hyperlink w:history="1" r:id="rIdhznwotsa_rkrm0f5j0rye">
+      <w:hyperlink w:history="1" r:id="rIdog1lrmpibshdnhbxxvjw_">
         <w:r>
           <w:rPr>
             <w:rStyle w:val="Hyperlink"/>
@@ -552,7 +552,7 @@
           <w:numId w:val="3"/>
         </w:numPr>
       </w:pPr>
-      <w:hyperlink w:history="1" r:id="rIdw1h6mtkcvlt1g-f2tjofh">
+      <w:hyperlink w:history="1" r:id="rIdi1klnkxphddfq0ephsdol">
         <w:r>
           <w:rPr>
             <w:rStyle w:val="Hyperlink"/>
@@ -600,7 +600,7 @@
       <w:r>
         <w:t xml:space="preserve"> — créé — </w:t>
       </w:r>
-      <w:hyperlink w:history="1" r:id="rId73lt29w0nkgtisyd51ann">
+      <w:hyperlink w:history="1" r:id="rIdigsiutakcvcp8owvwranw">
         <w:r>
           <w:rPr>
             <w:rStyle w:val="Hyperlink"/>
@@ -637,7 +637,7 @@
       <w:r>
         <w:t xml:space="preserve"> — modifié — </w:t>
       </w:r>
-      <w:hyperlink w:history="1" r:id="rIde_46ecopsltgem36o2wzg">
+      <w:hyperlink w:history="1" r:id="rIdweqsp7flyszrdv_qup_ro">
         <w:r>
           <w:rPr>
             <w:rStyle w:val="Hyperlink"/>
@@ -666,7 +666,7 @@
       <w:r>
         <w:t xml:space="preserve"> — modifié — </w:t>
       </w:r>
-      <w:hyperlink w:history="1" r:id="rIdoltbhlytpv8pqpcrh4hxi">
+      <w:hyperlink w:history="1" r:id="rIdvjyre8vmqw-ri23suuvum">
         <w:r>
           <w:rPr>
             <w:rStyle w:val="Hyperlink"/>
@@ -703,7 +703,7 @@
       <w:r>
         <w:t xml:space="preserve"> — modifié — </w:t>
       </w:r>
-      <w:hyperlink w:history="1" r:id="rId3hpiez3ue4zttdr_my639">
+      <w:hyperlink w:history="1" r:id="rId1x4-b712ugzpa5x1h4gmo">
         <w:r>
           <w:rPr>
             <w:rStyle w:val="Hyperlink"/>
@@ -732,7 +732,7 @@
       <w:r>
         <w:t xml:space="preserve"> — modifié — </w:t>
       </w:r>
-      <w:hyperlink w:history="1" r:id="rIdyvdfycqa7ormf5r2kmlou">
+      <w:hyperlink w:history="1" r:id="rId2nzilmysyxyv6lravd2qf">
         <w:r>
           <w:rPr>
             <w:rStyle w:val="Hyperlink"/>
@@ -761,7 +761,7 @@
       <w:r>
         <w:t xml:space="preserve"> — modifié — </w:t>
       </w:r>
-      <w:hyperlink w:history="1" r:id="rId5agxzax4d39rm2zmu2uz5">
+      <w:hyperlink w:history="1" r:id="rId9uq7xgxalrbrmcazdlg4s">
         <w:r>
           <w:rPr>
             <w:rStyle w:val="Hyperlink"/>
@@ -798,7 +798,7 @@
       <w:r>
         <w:t xml:space="preserve"> — modifié — </w:t>
       </w:r>
-      <w:hyperlink w:history="1" r:id="rIdgzdrgbvwclzqic8qwibku">
+      <w:hyperlink w:history="1" r:id="rIdk9fipmt8gqohusbvnguus">
         <w:r>
           <w:rPr>
             <w:rStyle w:val="Hyperlink"/>
@@ -835,7 +835,7 @@
       <w:r>
         <w:t xml:space="preserve"> — modifié — </w:t>
       </w:r>
-      <w:hyperlink w:history="1" r:id="rIdpx5qv3gtxaldekrgnlay9">
+      <w:hyperlink w:history="1" r:id="rIdmxllaiixrl5cb6w_yvzbd">
         <w:r>
           <w:rPr>
             <w:rStyle w:val="Hyperlink"/>
@@ -864,7 +864,7 @@
       <w:r>
         <w:t xml:space="preserve"> — modifié — </w:t>
       </w:r>
-      <w:hyperlink w:history="1" r:id="rIdszm_fytasouczxk3svesy">
+      <w:hyperlink w:history="1" r:id="rId6nlnxe7lwkbv-vk9xsvkw">
         <w:r>
           <w:rPr>
             <w:rStyle w:val="Hyperlink"/>
@@ -893,7 +893,7 @@
       <w:r>
         <w:t xml:space="preserve"> — modifié — </w:t>
       </w:r>
-      <w:hyperlink w:history="1" r:id="rIdcy3pprfmmcwhm3jfnjoer">
+      <w:hyperlink w:history="1" r:id="rIdsfaxekdge7r1kh2suol_q">
         <w:r>
           <w:rPr>
             <w:rStyle w:val="Hyperlink"/>
@@ -930,7 +930,7 @@
       <w:r>
         <w:t xml:space="preserve"> — modifié — </w:t>
       </w:r>
-      <w:hyperlink w:history="1" r:id="rIdwnnzpu8wbdeztwum6kovi">
+      <w:hyperlink w:history="1" r:id="rIdkbnbvzgnn8fll_xe3xejt">
         <w:r>
           <w:rPr>
             <w:rStyle w:val="Hyperlink"/>
@@ -959,7 +959,7 @@
       <w:r>
         <w:t xml:space="preserve"> — modifié — </w:t>
       </w:r>
-      <w:hyperlink w:history="1" r:id="rId1ejipopyidpeym6pddk90">
+      <w:hyperlink w:history="1" r:id="rId3k4brhworhw1uda8vwkhq">
         <w:r>
           <w:rPr>
             <w:rStyle w:val="Hyperlink"/>
